--- a/Генераторы плазмы экз/Лекции/1.docx
+++ b/Генераторы плазмы экз/Лекции/1.docx
@@ -54,9 +54,41 @@
         <w:pStyle w:val="a5"/>
       </w:pPr>
       <w:r>
+        <w:tab/>
+      </w:r>
+      <w:r>
         <w:rPr>
           <w:lang w:val="en-US"/>
         </w:rPr>
+        <w:t xml:space="preserve">@ </w:t>
+      </w:r>
+      <w:r>
+        <w:t>Термически равновесная плазма</w:t>
+      </w:r>
+    </w:p>
+    <w:p>
+      <w:pPr>
+        <w:pStyle w:val="a5"/>
+      </w:pPr>
+      <w:r>
+        <w:rPr>
+          <w:lang w:val="en-US"/>
+        </w:rPr>
+        <w:tab/>
+        <w:t>@</w:t>
+      </w:r>
+      <w:r>
+        <w:t xml:space="preserve"> Термически неравновесная плазма</w:t>
+      </w:r>
+    </w:p>
+    <w:p>
+      <w:pPr>
+        <w:pStyle w:val="a5"/>
+      </w:pPr>
+      <w:r>
+        <w:rPr>
+          <w:lang w:val="en-US"/>
+        </w:rPr>
         <w:t xml:space="preserve"># </w:t>
       </w:r>
       <w:r>
@@ -122,6 +154,14 @@
         <w:pStyle w:val="a5"/>
       </w:pPr>
       <w:r>
+        <w:t>Равновесной плазмой называется низкотемпературная плазма, если ее компоненты находятся в состоянии термодинамического равновесия, т.е. температура электронов, ионов и нейтральных частиц совпадает.</w:t>
+      </w:r>
+    </w:p>
+    <w:p>
+      <w:pPr>
+        <w:pStyle w:val="a5"/>
+      </w:pPr>
+      <w:r>
         <w:rPr>
           <w:highlight w:val="yellow"/>
         </w:rPr>
@@ -142,7 +182,43 @@
         <w:t>Плазмохимические реакторы</w:t>
       </w:r>
       <w:r>
-        <w:t xml:space="preserve"> (пиролиз метана, получение окиси титана…)</w:t>
+        <w:t xml:space="preserve"> (пиролиз метана, получение окиси титана</w:t>
+      </w:r>
+      <w:r>
+        <w:t>, восстановление чистых веществ из их окислов или хлоридов: титан, германий, тантал</w:t>
+      </w:r>
+      <w:r>
+        <w:t>…)</w:t>
+      </w:r>
+      <w:r>
+        <w:rPr>
+          <w:lang w:val="en-US"/>
+        </w:rPr>
+        <w:t xml:space="preserve"> –</w:t>
+      </w:r>
+      <w:r>
+        <w:t xml:space="preserve"> для осуществления химических реакций в плазменной среде</w:t>
+      </w:r>
+      <w:r>
+        <w:t>. 10</w:t>
+      </w:r>
+      <w:r>
+        <w:rPr>
+          <w:vertAlign w:val="superscript"/>
+        </w:rPr>
+        <w:t>1</w:t>
+      </w:r>
+      <w:r>
+        <w:t>..10</w:t>
+      </w:r>
+      <w:r>
+        <w:rPr>
+          <w:vertAlign w:val="superscript"/>
+        </w:rPr>
+        <w:t>3</w:t>
+      </w:r>
+      <w:r>
+        <w:t xml:space="preserve"> кВт</w:t>
       </w:r>
     </w:p>
     <w:p>
@@ -156,6 +232,35 @@
         <w:t xml:space="preserve"># </w:t>
       </w:r>
       <w:r>
+        <w:t>Плазменное выращивание кристаллов</w:t>
+      </w:r>
+      <w:r>
+        <w:t>. Кристаллизация из газовой фазы при градиенте давления.</w:t>
+      </w:r>
+      <w:r>
+        <w:t xml:space="preserve"> Кристаллизация </w:t>
+      </w:r>
+      <w:r>
+        <w:t>из жидкой фазы</w:t>
+      </w:r>
+      <w:r>
+        <w:t xml:space="preserve"> при температурном градиенте.</w:t>
+      </w:r>
+      <w:r>
+        <w:t xml:space="preserve"> Кристаллизация из растворов при градиенте концентрации.</w:t>
+      </w:r>
+    </w:p>
+    <w:p>
+      <w:pPr>
+        <w:pStyle w:val="a5"/>
+      </w:pPr>
+      <w:r>
+        <w:rPr>
+          <w:lang w:val="en-US"/>
+        </w:rPr>
+        <w:t xml:space="preserve"># </w:t>
+      </w:r>
+      <w:r>
         <w:t>Металлургические плазмотроны</w:t>
       </w:r>
     </w:p>
@@ -195,6 +300,7 @@
         <w:rPr>
           <w:lang w:val="en-US"/>
         </w:rPr>
+        <w:lastRenderedPageBreak/>
         <w:t xml:space="preserve"># </w:t>
       </w:r>
       <w:r>
@@ -269,6 +375,9 @@
         <w:t>неравновесная плазма</w:t>
       </w:r>
       <w:r>
+        <w:t xml:space="preserve"> –</w:t>
+      </w:r>
+      <w:r>
         <w:t xml:space="preserve"> это плазма, которая не находится в термодинамическом равновесии, поскольку температура электронов намного выше температуры тяжелых частиц (ионов и нейтралов)</w:t>
       </w:r>
       <w:r>
@@ -283,7 +392,6 @@
         <w:rPr>
           <w:highlight w:val="yellow"/>
         </w:rPr>
-        <w:lastRenderedPageBreak/>
         <w:t>Генераторы плазмы</w:t>
       </w:r>
     </w:p>
@@ -389,6 +497,7 @@
         <w:rPr>
           <w:noProof/>
         </w:rPr>
+        <w:lastRenderedPageBreak/>
         <w:drawing>
           <wp:inline distT="0" distB="0" distL="0" distR="0" wp14:anchorId="55270D13" wp14:editId="2F8BAFBA">
             <wp:extent cx="3756122" cy="2658794"/>
@@ -1402,13 +1511,7 @@
         <w:t>Косвенная дуга</w:t>
       </w:r>
       <w:r>
-        <w:t xml:space="preserve"> представляет с</w:t>
-      </w:r>
-      <w:r>
-        <w:t xml:space="preserve">обой </w:t>
-      </w:r>
-      <w:r>
-        <w:t>дуговой разряд между двумя электродами</w:t>
+        <w:t xml:space="preserve"> представляет собой дуговой разряд между двумя электродами</w:t>
       </w:r>
       <w:r>
         <w:t>.</w:t>
@@ -1433,8 +1536,8 @@
                 <wp:positionV relativeFrom="paragraph">
                   <wp:posOffset>-379730</wp:posOffset>
                 </wp:positionV>
-                <wp:extent cx="2843030" cy="1164520"/>
-                <wp:effectExtent l="38100" t="38100" r="52705" b="55245"/>
+                <wp:extent cx="1498680" cy="1061640"/>
+                <wp:effectExtent l="38100" t="38100" r="0" b="43815"/>
                 <wp:wrapNone/>
                 <wp:docPr id="154" name="Рукописный ввод 154"/>
                 <wp:cNvGraphicFramePr/>
@@ -1446,11 +1549,17 @@
                       </w14:nvContentPartPr>
                       <w14:xfrm>
                         <a:off x="0" y="0"/>
-                        <a:ext cx="2843030" cy="1164520"/>
+                        <a:ext cx="1498680" cy="1061640"/>
                       </w14:xfrm>
                     </w14:contentPart>
                   </a:graphicData>
                 </a:graphic>
+                <wp14:sizeRelH relativeFrom="margin">
+                  <wp14:pctWidth>0</wp14:pctWidth>
+                </wp14:sizeRelH>
+                <wp14:sizeRelV relativeFrom="margin">
+                  <wp14:pctHeight>0</wp14:pctHeight>
+                </wp14:sizeRelV>
               </wp:anchor>
             </w:drawing>
           </mc:Choice>
@@ -1529,18 +1638,18 @@
         <mc:AlternateContent>
           <mc:Choice Requires="wpi">
             <w:drawing>
-              <wp:anchor distT="0" distB="0" distL="114300" distR="114300" simplePos="0" relativeHeight="251796480" behindDoc="0" locked="0" layoutInCell="1" allowOverlap="1" wp14:anchorId="70665734" wp14:editId="39F7DFC6">
+              <wp:anchor distT="0" distB="0" distL="114300" distR="114300" simplePos="0" relativeHeight="251822080" behindDoc="0" locked="0" layoutInCell="1" allowOverlap="1" wp14:anchorId="580033C1" wp14:editId="0CD7E637">
                 <wp:simplePos x="0" y="0"/>
                 <wp:positionH relativeFrom="column">
-                  <wp:posOffset>3237230</wp:posOffset>
+                  <wp:posOffset>3557365</wp:posOffset>
                 </wp:positionH>
                 <wp:positionV relativeFrom="paragraph">
-                  <wp:posOffset>-4445</wp:posOffset>
+                  <wp:posOffset>-91675</wp:posOffset>
                 </wp:positionV>
-                <wp:extent cx="715850" cy="636905"/>
-                <wp:effectExtent l="38100" t="38100" r="0" b="48895"/>
+                <wp:extent cx="83880" cy="196920"/>
+                <wp:effectExtent l="57150" t="57150" r="49530" b="50800"/>
                 <wp:wrapNone/>
-                <wp:docPr id="144" name="Рукописный ввод 144"/>
+                <wp:docPr id="32" name="Рукописный ввод 32"/>
                 <wp:cNvGraphicFramePr/>
                 <a:graphic xmlns:a="http://schemas.openxmlformats.org/drawingml/2006/main">
                   <a:graphicData uri="http://schemas.microsoft.com/office/word/2010/wordprocessingInk">
@@ -1550,7 +1659,7 @@
                       </w14:nvContentPartPr>
                       <w14:xfrm>
                         <a:off x="0" y="0"/>
-                        <a:ext cx="715850" cy="636905"/>
+                        <a:ext cx="83880" cy="196920"/>
                       </w14:xfrm>
                     </w14:contentPart>
                   </a:graphicData>
@@ -1560,8 +1669,162 @@
           </mc:Choice>
           <mc:Fallback>
             <w:pict>
-              <v:shape w14:anchorId="0AB0CE20" id="Рукописный ввод 144" o:spid="_x0000_s1026" type="#_x0000_t75" style="position:absolute;margin-left:254.2pt;margin-top:-1.05pt;width:57.75pt;height:51.55pt;z-index:251796480;visibility:visible;mso-wrap-style:square;mso-wrap-distance-left:9pt;mso-wrap-distance-top:0;mso-wrap-distance-right:9pt;mso-wrap-distance-bottom:0;mso-position-horizontal:absolute;mso-position-horizontal-relative:text;mso-position-vertical:absolute;mso-position-vertical-relative:text" o:gfxdata="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">
+              <v:shapetype w14:anchorId="1F1CE8C6" id="_x0000_t75" coordsize="21600,21600" o:spt="75" o:preferrelative="t" path="m@4@5l@4@11@9@11@9@5xe" filled="f" stroked="f">
+                <v:stroke joinstyle="miter"/>
+                <v:formulas>
+                  <v:f eqn="if lineDrawn pixelLineWidth 0"/>
+                  <v:f eqn="sum @0 1 0"/>
+                  <v:f eqn="sum 0 0 @1"/>
+                  <v:f eqn="prod @2 1 2"/>
+                  <v:f eqn="prod @3 21600 pixelWidth"/>
+                  <v:f eqn="prod @3 21600 pixelHeight"/>
+                  <v:f eqn="sum @0 0 1"/>
+                  <v:f eqn="prod @6 1 2"/>
+                  <v:f eqn="prod @7 21600 pixelWidth"/>
+                  <v:f eqn="sum @8 21600 0"/>
+                  <v:f eqn="prod @7 21600 pixelHeight"/>
+                  <v:f eqn="sum @10 21600 0"/>
+                </v:formulas>
+                <v:path o:extrusionok="f" gradientshapeok="t" o:connecttype="rect"/>
+                <o:lock v:ext="edit" aspectratio="t"/>
+              </v:shapetype>
+              <v:shape id="Рукописный ввод 32" o:spid="_x0000_s1026" type="#_x0000_t75" style="position:absolute;margin-left:279.4pt;margin-top:-7.9pt;width:8pt;height:16.9pt;z-index:251822080;visibility:visible;mso-wrap-style:square;mso-wrap-distance-left:9pt;mso-wrap-distance-top:0;mso-wrap-distance-right:9pt;mso-wrap-distance-bottom:0;mso-position-horizontal:absolute;mso-position-horizontal-relative:text;mso-position-vertical:absolute;mso-position-vertical-relative:text" o:gfxdata="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">
                 <v:imagedata r:id="rId51" o:title=""/>
+              </v:shape>
+            </w:pict>
+          </mc:Fallback>
+        </mc:AlternateContent>
+      </w:r>
+      <w:r>
+        <w:rPr>
+          <w:noProof/>
+        </w:rPr>
+        <mc:AlternateContent>
+          <mc:Choice Requires="wpi">
+            <w:drawing>
+              <wp:anchor distT="0" distB="0" distL="114300" distR="114300" simplePos="0" relativeHeight="251821056" behindDoc="0" locked="0" layoutInCell="1" allowOverlap="1" wp14:anchorId="192F15ED" wp14:editId="281A11CF">
+                <wp:simplePos x="0" y="0"/>
+                <wp:positionH relativeFrom="column">
+                  <wp:posOffset>3578965</wp:posOffset>
+                </wp:positionH>
+                <wp:positionV relativeFrom="paragraph">
+                  <wp:posOffset>-9290</wp:posOffset>
+                </wp:positionV>
+                <wp:extent cx="53640" cy="51480"/>
+                <wp:effectExtent l="38100" t="38100" r="41910" b="43815"/>
+                <wp:wrapNone/>
+                <wp:docPr id="29" name="Рукописный ввод 29"/>
+                <wp:cNvGraphicFramePr/>
+                <a:graphic xmlns:a="http://schemas.openxmlformats.org/drawingml/2006/main">
+                  <a:graphicData uri="http://schemas.microsoft.com/office/word/2010/wordprocessingInk">
+                    <w14:contentPart bwMode="auto" r:id="rId52">
+                      <w14:nvContentPartPr>
+                        <w14:cNvContentPartPr/>
+                      </w14:nvContentPartPr>
+                      <w14:xfrm>
+                        <a:off x="0" y="0"/>
+                        <a:ext cx="53640" cy="51480"/>
+                      </w14:xfrm>
+                    </w14:contentPart>
+                  </a:graphicData>
+                </a:graphic>
+              </wp:anchor>
+            </w:drawing>
+          </mc:Choice>
+          <mc:Fallback>
+            <w:pict>
+              <v:shape w14:anchorId="7FFCDE04" id="Рукописный ввод 29" o:spid="_x0000_s1026" type="#_x0000_t75" style="position:absolute;margin-left:281.1pt;margin-top:-1.45pt;width:5.6pt;height:5.45pt;z-index:251821056;visibility:visible;mso-wrap-style:square;mso-wrap-distance-left:9pt;mso-wrap-distance-top:0;mso-wrap-distance-right:9pt;mso-wrap-distance-bottom:0;mso-position-horizontal:absolute;mso-position-horizontal-relative:text;mso-position-vertical:absolute;mso-position-vertical-relative:text" o:gfxdata="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">
+                <v:imagedata r:id="rId53" o:title=""/>
+              </v:shape>
+            </w:pict>
+          </mc:Fallback>
+        </mc:AlternateContent>
+      </w:r>
+      <w:r>
+        <w:rPr>
+          <w:noProof/>
+        </w:rPr>
+        <mc:AlternateContent>
+          <mc:Choice Requires="wpi">
+            <w:drawing>
+              <wp:anchor distT="0" distB="0" distL="114300" distR="114300" simplePos="0" relativeHeight="251820032" behindDoc="0" locked="0" layoutInCell="1" allowOverlap="1" wp14:anchorId="2D1117E5" wp14:editId="22A38D68">
+                <wp:simplePos x="0" y="0"/>
+                <wp:positionH relativeFrom="column">
+                  <wp:posOffset>3941445</wp:posOffset>
+                </wp:positionH>
+                <wp:positionV relativeFrom="paragraph">
+                  <wp:posOffset>6350</wp:posOffset>
+                </wp:positionV>
+                <wp:extent cx="90155" cy="122760"/>
+                <wp:effectExtent l="57150" t="57150" r="43815" b="48895"/>
+                <wp:wrapNone/>
+                <wp:docPr id="28" name="Рукописный ввод 28"/>
+                <wp:cNvGraphicFramePr/>
+                <a:graphic xmlns:a="http://schemas.openxmlformats.org/drawingml/2006/main">
+                  <a:graphicData uri="http://schemas.microsoft.com/office/word/2010/wordprocessingInk">
+                    <w14:contentPart bwMode="auto" r:id="rId54">
+                      <w14:nvContentPartPr>
+                        <w14:cNvContentPartPr/>
+                      </w14:nvContentPartPr>
+                      <w14:xfrm>
+                        <a:off x="0" y="0"/>
+                        <a:ext cx="90155" cy="122760"/>
+                      </w14:xfrm>
+                    </w14:contentPart>
+                  </a:graphicData>
+                </a:graphic>
+              </wp:anchor>
+            </w:drawing>
+          </mc:Choice>
+          <mc:Fallback>
+            <w:pict>
+              <v:shape w14:anchorId="3FA2EA0F" id="Рукописный ввод 28" o:spid="_x0000_s1026" type="#_x0000_t75" style="position:absolute;margin-left:309.65pt;margin-top:-.2pt;width:8.55pt;height:11.05pt;z-index:251820032;visibility:visible;mso-wrap-style:square;mso-wrap-distance-left:9pt;mso-wrap-distance-top:0;mso-wrap-distance-right:9pt;mso-wrap-distance-bottom:0;mso-position-horizontal:absolute;mso-position-horizontal-relative:text;mso-position-vertical:absolute;mso-position-vertical-relative:text" o:gfxdata="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">
+                <v:imagedata r:id="rId55" o:title=""/>
+              </v:shape>
+            </w:pict>
+          </mc:Fallback>
+        </mc:AlternateContent>
+      </w:r>
+      <w:r>
+        <w:rPr>
+          <w:noProof/>
+        </w:rPr>
+        <mc:AlternateContent>
+          <mc:Choice Requires="wpi">
+            <w:drawing>
+              <wp:anchor distT="0" distB="0" distL="114300" distR="114300" simplePos="0" relativeHeight="251814912" behindDoc="0" locked="0" layoutInCell="1" allowOverlap="1" wp14:anchorId="43066C78" wp14:editId="58F59628">
+                <wp:simplePos x="0" y="0"/>
+                <wp:positionH relativeFrom="column">
+                  <wp:posOffset>1783080</wp:posOffset>
+                </wp:positionH>
+                <wp:positionV relativeFrom="paragraph">
+                  <wp:posOffset>244475</wp:posOffset>
+                </wp:positionV>
+                <wp:extent cx="276225" cy="111600"/>
+                <wp:effectExtent l="57150" t="38100" r="0" b="41275"/>
+                <wp:wrapNone/>
+                <wp:docPr id="21" name="Рукописный ввод 21"/>
+                <wp:cNvGraphicFramePr/>
+                <a:graphic xmlns:a="http://schemas.openxmlformats.org/drawingml/2006/main">
+                  <a:graphicData uri="http://schemas.microsoft.com/office/word/2010/wordprocessingInk">
+                    <w14:contentPart bwMode="auto" r:id="rId56">
+                      <w14:nvContentPartPr>
+                        <w14:cNvContentPartPr/>
+                      </w14:nvContentPartPr>
+                      <w14:xfrm>
+                        <a:off x="0" y="0"/>
+                        <a:ext cx="276225" cy="111600"/>
+                      </w14:xfrm>
+                    </w14:contentPart>
+                  </a:graphicData>
+                </a:graphic>
+              </wp:anchor>
+            </w:drawing>
+          </mc:Choice>
+          <mc:Fallback>
+            <w:pict>
+              <v:shape w14:anchorId="50627CA8" id="Рукописный ввод 21" o:spid="_x0000_s1026" type="#_x0000_t75" style="position:absolute;margin-left:139.7pt;margin-top:18.55pt;width:23.15pt;height:10.25pt;z-index:251814912;visibility:visible;mso-wrap-style:square;mso-wrap-distance-left:9pt;mso-wrap-distance-top:0;mso-wrap-distance-right:9pt;mso-wrap-distance-bottom:0;mso-position-horizontal:absolute;mso-position-horizontal-relative:text;mso-position-vertical:absolute;mso-position-vertical-relative:text" o:gfxdata="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">
+                <v:imagedata r:id="rId57" o:title=""/>
               </v:shape>
             </w:pict>
           </mc:Fallback>
@@ -1589,7 +1852,7 @@
                 <wp:cNvGraphicFramePr/>
                 <a:graphic xmlns:a="http://schemas.openxmlformats.org/drawingml/2006/main">
                   <a:graphicData uri="http://schemas.microsoft.com/office/word/2010/wordprocessingInk">
-                    <w14:contentPart bwMode="auto" r:id="rId52">
+                    <w14:contentPart bwMode="auto" r:id="rId58">
                       <w14:nvContentPartPr>
                         <w14:cNvContentPartPr/>
                       </w14:nvContentPartPr>
@@ -1606,7 +1869,7 @@
           <mc:Fallback>
             <w:pict>
               <v:shape w14:anchorId="6AF8B9D4" id="Рукописный ввод 123" o:spid="_x0000_s1026" type="#_x0000_t75" style="position:absolute;margin-left:104.35pt;margin-top:-2.05pt;width:30.75pt;height:54.7pt;z-index:251777024;visibility:visible;mso-wrap-style:square;mso-wrap-distance-left:9pt;mso-wrap-distance-top:0;mso-wrap-distance-right:9pt;mso-wrap-distance-bottom:0;mso-position-horizontal:absolute;mso-position-horizontal-relative:text;mso-position-vertical:absolute;mso-position-vertical-relative:text" o:gfxdata="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">
-                <v:imagedata r:id="rId53" o:title=""/>
+                <v:imagedata r:id="rId59" o:title=""/>
               </v:shape>
             </w:pict>
           </mc:Fallback>
@@ -1617,6 +1880,96 @@
       <w:pPr>
         <w:pStyle w:val="a5"/>
       </w:pPr>
+      <w:r>
+        <w:rPr>
+          <w:noProof/>
+        </w:rPr>
+        <mc:AlternateContent>
+          <mc:Choice Requires="wpi">
+            <w:drawing>
+              <wp:anchor distT="0" distB="0" distL="114300" distR="114300" simplePos="0" relativeHeight="251816960" behindDoc="0" locked="0" layoutInCell="1" allowOverlap="1" wp14:anchorId="66A7986C" wp14:editId="6429A1CA">
+                <wp:simplePos x="0" y="0"/>
+                <wp:positionH relativeFrom="column">
+                  <wp:posOffset>3237230</wp:posOffset>
+                </wp:positionH>
+                <wp:positionV relativeFrom="paragraph">
+                  <wp:posOffset>-286450</wp:posOffset>
+                </wp:positionV>
+                <wp:extent cx="324685" cy="594065"/>
+                <wp:effectExtent l="38100" t="38100" r="56515" b="53975"/>
+                <wp:wrapNone/>
+                <wp:docPr id="25" name="Рукописный ввод 25"/>
+                <wp:cNvGraphicFramePr/>
+                <a:graphic xmlns:a="http://schemas.openxmlformats.org/drawingml/2006/main">
+                  <a:graphicData uri="http://schemas.microsoft.com/office/word/2010/wordprocessingInk">
+                    <w14:contentPart bwMode="auto" r:id="rId60">
+                      <w14:nvContentPartPr>
+                        <w14:cNvContentPartPr/>
+                      </w14:nvContentPartPr>
+                      <w14:xfrm>
+                        <a:off x="0" y="0"/>
+                        <a:ext cx="324685" cy="594065"/>
+                      </w14:xfrm>
+                    </w14:contentPart>
+                  </a:graphicData>
+                </a:graphic>
+              </wp:anchor>
+            </w:drawing>
+          </mc:Choice>
+          <mc:Fallback>
+            <w:pict>
+              <v:shape w14:anchorId="33E4A9B6" id="Рукописный ввод 25" o:spid="_x0000_s1026" type="#_x0000_t75" style="position:absolute;margin-left:254.2pt;margin-top:-23.25pt;width:26.95pt;height:48.2pt;z-index:251816960;visibility:visible;mso-wrap-style:square;mso-wrap-distance-left:9pt;mso-wrap-distance-top:0;mso-wrap-distance-right:9pt;mso-wrap-distance-bottom:0;mso-position-horizontal:absolute;mso-position-horizontal-relative:text;mso-position-vertical:absolute;mso-position-vertical-relative:text" o:gfxdata="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">
+                <v:imagedata r:id="rId61" o:title=""/>
+              </v:shape>
+            </w:pict>
+          </mc:Fallback>
+        </mc:AlternateContent>
+      </w:r>
+      <w:r>
+        <w:rPr>
+          <w:noProof/>
+        </w:rPr>
+        <mc:AlternateContent>
+          <mc:Choice Requires="wpi">
+            <w:drawing>
+              <wp:anchor distT="0" distB="0" distL="114300" distR="114300" simplePos="0" relativeHeight="251815936" behindDoc="0" locked="0" layoutInCell="1" allowOverlap="1" wp14:anchorId="57A44D38" wp14:editId="37B615E2">
+                <wp:simplePos x="0" y="0"/>
+                <wp:positionH relativeFrom="column">
+                  <wp:posOffset>3574415</wp:posOffset>
+                </wp:positionH>
+                <wp:positionV relativeFrom="paragraph">
+                  <wp:posOffset>-249215</wp:posOffset>
+                </wp:positionV>
+                <wp:extent cx="432435" cy="556555"/>
+                <wp:effectExtent l="38100" t="38100" r="43815" b="53340"/>
+                <wp:wrapNone/>
+                <wp:docPr id="22" name="Рукописный ввод 22"/>
+                <wp:cNvGraphicFramePr/>
+                <a:graphic xmlns:a="http://schemas.openxmlformats.org/drawingml/2006/main">
+                  <a:graphicData uri="http://schemas.microsoft.com/office/word/2010/wordprocessingInk">
+                    <w14:contentPart bwMode="auto" r:id="rId62">
+                      <w14:nvContentPartPr>
+                        <w14:cNvContentPartPr/>
+                      </w14:nvContentPartPr>
+                      <w14:xfrm>
+                        <a:off x="0" y="0"/>
+                        <a:ext cx="432435" cy="556555"/>
+                      </w14:xfrm>
+                    </w14:contentPart>
+                  </a:graphicData>
+                </a:graphic>
+              </wp:anchor>
+            </w:drawing>
+          </mc:Choice>
+          <mc:Fallback>
+            <w:pict>
+              <v:shape w14:anchorId="20E0AF12" id="Рукописный ввод 22" o:spid="_x0000_s1026" type="#_x0000_t75" style="position:absolute;margin-left:280.75pt;margin-top:-20.3pt;width:35.45pt;height:45.2pt;z-index:251815936;visibility:visible;mso-wrap-style:square;mso-wrap-distance-left:9pt;mso-wrap-distance-top:0;mso-wrap-distance-right:9pt;mso-wrap-distance-bottom:0;mso-position-horizontal:absolute;mso-position-horizontal-relative:text;mso-position-vertical:absolute;mso-position-vertical-relative:text" o:gfxdata="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">
+                <v:imagedata r:id="rId63" o:title=""/>
+              </v:shape>
+            </w:pict>
+          </mc:Fallback>
+        </mc:AlternateContent>
+      </w:r>
       <w:r>
         <w:rPr>
           <w:noProof/>
@@ -1639,7 +1992,7 @@
                 <wp:cNvGraphicFramePr/>
                 <a:graphic xmlns:a="http://schemas.openxmlformats.org/drawingml/2006/main">
                   <a:graphicData uri="http://schemas.microsoft.com/office/word/2010/wordprocessingInk">
-                    <w14:contentPart bwMode="auto" r:id="rId54">
+                    <w14:contentPart bwMode="auto" r:id="rId64">
                       <w14:nvContentPartPr>
                         <w14:cNvContentPartPr/>
                       </w14:nvContentPartPr>
@@ -1656,52 +2009,7 @@
           <mc:Fallback>
             <w:pict>
               <v:shape w14:anchorId="66AE4049" id="Рукописный ввод 149" o:spid="_x0000_s1026" type="#_x0000_t75" style="position:absolute;margin-left:264.2pt;margin-top:14.85pt;width:26.65pt;height:15.9pt;z-index:251801600;visibility:visible;mso-wrap-style:square;mso-wrap-distance-left:9pt;mso-wrap-distance-top:0;mso-wrap-distance-right:9pt;mso-wrap-distance-bottom:0;mso-position-horizontal:absolute;mso-position-horizontal-relative:text;mso-position-vertical:absolute;mso-position-vertical-relative:text" o:gfxdata="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">
-                <v:imagedata r:id="rId55" o:title=""/>
-              </v:shape>
-            </w:pict>
-          </mc:Fallback>
-        </mc:AlternateContent>
-      </w:r>
-      <w:r>
-        <w:rPr>
-          <w:noProof/>
-        </w:rPr>
-        <mc:AlternateContent>
-          <mc:Choice Requires="wpi">
-            <w:drawing>
-              <wp:anchor distT="0" distB="0" distL="114300" distR="114300" simplePos="0" relativeHeight="251793408" behindDoc="0" locked="0" layoutInCell="1" allowOverlap="1" wp14:anchorId="354A50F3" wp14:editId="3CFBDF83">
-                <wp:simplePos x="0" y="0"/>
-                <wp:positionH relativeFrom="column">
-                  <wp:posOffset>3574415</wp:posOffset>
-                </wp:positionH>
-                <wp:positionV relativeFrom="paragraph">
-                  <wp:posOffset>-297815</wp:posOffset>
-                </wp:positionV>
-                <wp:extent cx="432505" cy="605155"/>
-                <wp:effectExtent l="38100" t="38100" r="43815" b="42545"/>
-                <wp:wrapNone/>
-                <wp:docPr id="139" name="Рукописный ввод 139"/>
-                <wp:cNvGraphicFramePr/>
-                <a:graphic xmlns:a="http://schemas.openxmlformats.org/drawingml/2006/main">
-                  <a:graphicData uri="http://schemas.microsoft.com/office/word/2010/wordprocessingInk">
-                    <w14:contentPart bwMode="auto" r:id="rId56">
-                      <w14:nvContentPartPr>
-                        <w14:cNvContentPartPr/>
-                      </w14:nvContentPartPr>
-                      <w14:xfrm>
-                        <a:off x="0" y="0"/>
-                        <a:ext cx="432505" cy="605155"/>
-                      </w14:xfrm>
-                    </w14:contentPart>
-                  </a:graphicData>
-                </a:graphic>
-              </wp:anchor>
-            </w:drawing>
-          </mc:Choice>
-          <mc:Fallback>
-            <w:pict>
-              <v:shape w14:anchorId="673D6DB0" id="Рукописный ввод 139" o:spid="_x0000_s1026" type="#_x0000_t75" style="position:absolute;margin-left:280.75pt;margin-top:-24.15pt;width:35.45pt;height:49.05pt;z-index:251793408;visibility:visible;mso-wrap-style:square;mso-wrap-distance-left:9pt;mso-wrap-distance-top:0;mso-wrap-distance-right:9pt;mso-wrap-distance-bottom:0;mso-position-horizontal:absolute;mso-position-horizontal-relative:text;mso-position-vertical:absolute;mso-position-vertical-relative:text" o:gfxdata="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">
-                <v:imagedata r:id="rId57" o:title=""/>
+                <v:imagedata r:id="rId65" o:title=""/>
               </v:shape>
             </w:pict>
           </mc:Fallback>
@@ -1729,7 +2037,7 @@
                 <wp:cNvGraphicFramePr/>
                 <a:graphic xmlns:a="http://schemas.openxmlformats.org/drawingml/2006/main">
                   <a:graphicData uri="http://schemas.microsoft.com/office/word/2010/wordprocessingInk">
-                    <w14:contentPart bwMode="auto" r:id="rId58">
+                    <w14:contentPart bwMode="auto" r:id="rId66">
                       <w14:nvContentPartPr>
                         <w14:cNvContentPartPr/>
                       </w14:nvContentPartPr>
@@ -1746,7 +2054,7 @@
           <mc:Fallback>
             <w:pict>
               <v:shape w14:anchorId="329B5B81" id="Рукописный ввод 134" o:spid="_x0000_s1026" type="#_x0000_t75" style="position:absolute;margin-left:159.6pt;margin-top:-10.9pt;width:22.8pt;height:42.45pt;z-index:251788288;visibility:visible;mso-wrap-style:square;mso-wrap-distance-left:9pt;mso-wrap-distance-top:0;mso-wrap-distance-right:9pt;mso-wrap-distance-bottom:0;mso-position-horizontal:absolute;mso-position-horizontal-relative:text;mso-position-vertical:absolute;mso-position-vertical-relative:text" o:gfxdata="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">
-                <v:imagedata r:id="rId59" o:title=""/>
+                <v:imagedata r:id="rId67" o:title=""/>
               </v:shape>
             </w:pict>
           </mc:Fallback>
@@ -1774,7 +2082,7 @@
                 <wp:cNvGraphicFramePr/>
                 <a:graphic xmlns:a="http://schemas.openxmlformats.org/drawingml/2006/main">
                   <a:graphicData uri="http://schemas.microsoft.com/office/word/2010/wordprocessingInk">
-                    <w14:contentPart bwMode="auto" r:id="rId60">
+                    <w14:contentPart bwMode="auto" r:id="rId68">
                       <w14:nvContentPartPr>
                         <w14:cNvContentPartPr/>
                       </w14:nvContentPartPr>
@@ -1791,7 +2099,7 @@
           <mc:Fallback>
             <w:pict>
               <v:shape w14:anchorId="223C59B3" id="Рукописный ввод 130" o:spid="_x0000_s1026" type="#_x0000_t75" style="position:absolute;margin-left:182.7pt;margin-top:-24.15pt;width:29.35pt;height:49.45pt;z-index:251784192;visibility:visible;mso-wrap-style:square;mso-wrap-distance-left:9pt;mso-wrap-distance-top:0;mso-wrap-distance-right:9pt;mso-wrap-distance-bottom:0;mso-position-horizontal:absolute;mso-position-horizontal-relative:text;mso-position-vertical:absolute;mso-position-vertical-relative:text" o:gfxdata="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">
-                <v:imagedata r:id="rId61" o:title=""/>
+                <v:imagedata r:id="rId69" o:title=""/>
               </v:shape>
             </w:pict>
           </mc:Fallback>
@@ -1802,6 +2110,96 @@
       <w:pPr>
         <w:pStyle w:val="a5"/>
       </w:pPr>
+      <w:r>
+        <w:rPr>
+          <w:noProof/>
+        </w:rPr>
+        <mc:AlternateContent>
+          <mc:Choice Requires="wpi">
+            <w:drawing>
+              <wp:anchor distT="0" distB="0" distL="114300" distR="114300" simplePos="0" relativeHeight="251809792" behindDoc="0" locked="0" layoutInCell="1" allowOverlap="1" wp14:anchorId="6FA092FE" wp14:editId="0568BAED">
+                <wp:simplePos x="0" y="0"/>
+                <wp:positionH relativeFrom="column">
+                  <wp:posOffset>1593565</wp:posOffset>
+                </wp:positionH>
+                <wp:positionV relativeFrom="paragraph">
+                  <wp:posOffset>108095</wp:posOffset>
+                </wp:positionV>
+                <wp:extent cx="1552680" cy="190800"/>
+                <wp:effectExtent l="38100" t="38100" r="47625" b="57150"/>
+                <wp:wrapNone/>
+                <wp:docPr id="12" name="Рукописный ввод 12"/>
+                <wp:cNvGraphicFramePr/>
+                <a:graphic xmlns:a="http://schemas.openxmlformats.org/drawingml/2006/main">
+                  <a:graphicData uri="http://schemas.microsoft.com/office/word/2010/wordprocessingInk">
+                    <w14:contentPart bwMode="auto" r:id="rId70">
+                      <w14:nvContentPartPr>
+                        <w14:cNvContentPartPr/>
+                      </w14:nvContentPartPr>
+                      <w14:xfrm>
+                        <a:off x="0" y="0"/>
+                        <a:ext cx="1552680" cy="190800"/>
+                      </w14:xfrm>
+                    </w14:contentPart>
+                  </a:graphicData>
+                </a:graphic>
+              </wp:anchor>
+            </w:drawing>
+          </mc:Choice>
+          <mc:Fallback>
+            <w:pict>
+              <v:shape w14:anchorId="21330FDE" id="Рукописный ввод 12" o:spid="_x0000_s1026" type="#_x0000_t75" style="position:absolute;margin-left:124.8pt;margin-top:7.8pt;width:123.65pt;height:16.4pt;z-index:251809792;visibility:visible;mso-wrap-style:square;mso-wrap-distance-left:9pt;mso-wrap-distance-top:0;mso-wrap-distance-right:9pt;mso-wrap-distance-bottom:0;mso-position-horizontal:absolute;mso-position-horizontal-relative:text;mso-position-vertical:absolute;mso-position-vertical-relative:text" o:gfxdata="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">
+                <v:imagedata r:id="rId71" o:title=""/>
+              </v:shape>
+            </w:pict>
+          </mc:Fallback>
+        </mc:AlternateContent>
+      </w:r>
+      <w:r>
+        <w:rPr>
+          <w:noProof/>
+        </w:rPr>
+        <mc:AlternateContent>
+          <mc:Choice Requires="wpi">
+            <w:drawing>
+              <wp:anchor distT="0" distB="0" distL="114300" distR="114300" simplePos="0" relativeHeight="251808768" behindDoc="0" locked="0" layoutInCell="1" allowOverlap="1" wp14:anchorId="2F05D154" wp14:editId="668BADF2">
+                <wp:simplePos x="0" y="0"/>
+                <wp:positionH relativeFrom="column">
+                  <wp:posOffset>919480</wp:posOffset>
+                </wp:positionH>
+                <wp:positionV relativeFrom="paragraph">
+                  <wp:posOffset>67945</wp:posOffset>
+                </wp:positionV>
+                <wp:extent cx="2875915" cy="88265"/>
+                <wp:effectExtent l="38100" t="38100" r="57785" b="45085"/>
+                <wp:wrapNone/>
+                <wp:docPr id="11" name="Рукописный ввод 11"/>
+                <wp:cNvGraphicFramePr/>
+                <a:graphic xmlns:a="http://schemas.openxmlformats.org/drawingml/2006/main">
+                  <a:graphicData uri="http://schemas.microsoft.com/office/word/2010/wordprocessingInk">
+                    <w14:contentPart bwMode="auto" r:id="rId72">
+                      <w14:nvContentPartPr>
+                        <w14:cNvContentPartPr/>
+                      </w14:nvContentPartPr>
+                      <w14:xfrm>
+                        <a:off x="0" y="0"/>
+                        <a:ext cx="2875915" cy="88265"/>
+                      </w14:xfrm>
+                    </w14:contentPart>
+                  </a:graphicData>
+                </a:graphic>
+              </wp:anchor>
+            </w:drawing>
+          </mc:Choice>
+          <mc:Fallback>
+            <w:pict>
+              <v:shape w14:anchorId="4E3D5E09" id="Рукописный ввод 11" o:spid="_x0000_s1026" type="#_x0000_t75" style="position:absolute;margin-left:71.7pt;margin-top:4.65pt;width:227.85pt;height:8.35pt;z-index:251808768;visibility:visible;mso-wrap-style:square;mso-wrap-distance-left:9pt;mso-wrap-distance-top:0;mso-wrap-distance-right:9pt;mso-wrap-distance-bottom:0;mso-position-horizontal:absolute;mso-position-horizontal-relative:text;mso-position-vertical:absolute;mso-position-vertical-relative:text" o:gfxdata="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">
+                <v:imagedata r:id="rId73" o:title=""/>
+              </v:shape>
+            </w:pict>
+          </mc:Fallback>
+        </mc:AlternateContent>
+      </w:r>
       <w:r>
         <w:rPr>
           <w:noProof/>
@@ -1824,7 +2222,7 @@
                 <wp:cNvGraphicFramePr/>
                 <a:graphic xmlns:a="http://schemas.openxmlformats.org/drawingml/2006/main">
                   <a:graphicData uri="http://schemas.microsoft.com/office/word/2010/wordprocessingInk">
-                    <w14:contentPart bwMode="auto" r:id="rId62">
+                    <w14:contentPart bwMode="auto" r:id="rId74">
                       <w14:nvContentPartPr>
                         <w14:cNvContentPartPr/>
                       </w14:nvContentPartPr>
@@ -1841,7 +2239,7 @@
           <mc:Fallback>
             <w:pict>
               <v:shape w14:anchorId="5A738844" id="Рукописный ввод 133" o:spid="_x0000_s1026" type="#_x0000_t75" style="position:absolute;margin-left:174.4pt;margin-top:-6pt;width:16.25pt;height:13.65pt;z-index:251787264;visibility:visible;mso-wrap-style:square;mso-wrap-distance-left:9pt;mso-wrap-distance-top:0;mso-wrap-distance-right:9pt;mso-wrap-distance-bottom:0;mso-position-horizontal:absolute;mso-position-horizontal-relative:text;mso-position-vertical:absolute;mso-position-vertical-relative:text" o:gfxdata="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">
-                <v:imagedata r:id="rId63" o:title=""/>
+                <v:imagedata r:id="rId75" o:title=""/>
               </v:shape>
             </w:pict>
           </mc:Fallback>
@@ -1869,7 +2267,7 @@
                 <wp:cNvGraphicFramePr/>
                 <a:graphic xmlns:a="http://schemas.openxmlformats.org/drawingml/2006/main">
                   <a:graphicData uri="http://schemas.microsoft.com/office/word/2010/wordprocessingInk">
-                    <w14:contentPart bwMode="auto" r:id="rId64">
+                    <w14:contentPart bwMode="auto" r:id="rId76">
                       <w14:nvContentPartPr>
                         <w14:cNvContentPartPr/>
                       </w14:nvContentPartPr>
@@ -1886,7 +2284,7 @@
           <mc:Fallback>
             <w:pict>
               <v:shape w14:anchorId="4EFD8889" id="Рукописный ввод 126" o:spid="_x0000_s1026" type="#_x0000_t75" style="position:absolute;margin-left:98.6pt;margin-top:-5.95pt;width:14.55pt;height:13.6pt;z-index:251780096;visibility:visible;mso-wrap-style:square;mso-wrap-distance-left:9pt;mso-wrap-distance-top:0;mso-wrap-distance-right:9pt;mso-wrap-distance-bottom:0;mso-position-horizontal:absolute;mso-position-horizontal-relative:text;mso-position-vertical:absolute;mso-position-vertical-relative:text" o:gfxdata="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">
-                <v:imagedata r:id="rId65" o:title=""/>
+                <v:imagedata r:id="rId77" o:title=""/>
               </v:shape>
             </w:pict>
           </mc:Fallback>
@@ -1914,7 +2312,7 @@
                 <wp:cNvGraphicFramePr/>
                 <a:graphic xmlns:a="http://schemas.openxmlformats.org/drawingml/2006/main">
                   <a:graphicData uri="http://schemas.microsoft.com/office/word/2010/wordprocessingInk">
-                    <w14:contentPart bwMode="auto" r:id="rId66">
+                    <w14:contentPart bwMode="auto" r:id="rId78">
                       <w14:nvContentPartPr>
                         <w14:cNvContentPartPr/>
                       </w14:nvContentPartPr>
@@ -1931,12 +2329,17 @@
           <mc:Fallback>
             <w:pict>
               <v:shape w14:anchorId="56963A2D" id="Рукописный ввод 118" o:spid="_x0000_s1026" type="#_x0000_t75" style="position:absolute;margin-left:69.5pt;margin-top:-5.35pt;width:17.75pt;height:33.4pt;z-index:251771904;visibility:visible;mso-wrap-style:square;mso-wrap-distance-left:9pt;mso-wrap-distance-top:0;mso-wrap-distance-right:9pt;mso-wrap-distance-bottom:0;mso-position-horizontal:absolute;mso-position-horizontal-relative:text;mso-position-vertical:absolute;mso-position-vertical-relative:text" o:gfxdata="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">
-                <v:imagedata r:id="rId67" o:title=""/>
+                <v:imagedata r:id="rId79" o:title=""/>
               </v:shape>
             </w:pict>
           </mc:Fallback>
         </mc:AlternateContent>
       </w:r>
+    </w:p>
+    <w:p>
+      <w:pPr>
+        <w:pStyle w:val="a5"/>
+      </w:pPr>
       <w:r>
         <w:rPr>
           <w:noProof/>
@@ -1944,28 +2347,28 @@
         <mc:AlternateContent>
           <mc:Choice Requires="wpi">
             <w:drawing>
-              <wp:anchor distT="0" distB="0" distL="114300" distR="114300" simplePos="0" relativeHeight="251761664" behindDoc="0" locked="0" layoutInCell="1" allowOverlap="1" wp14:anchorId="36D2184D" wp14:editId="767D9208">
+              <wp:anchor distT="0" distB="0" distL="114300" distR="114300" simplePos="0" relativeHeight="251823104" behindDoc="0" locked="0" layoutInCell="1" allowOverlap="1" wp14:anchorId="6141BC18" wp14:editId="218DC31B">
                 <wp:simplePos x="0" y="0"/>
                 <wp:positionH relativeFrom="column">
-                  <wp:posOffset>919649</wp:posOffset>
+                  <wp:posOffset>1401685</wp:posOffset>
                 </wp:positionH>
                 <wp:positionV relativeFrom="paragraph">
-                  <wp:posOffset>68175</wp:posOffset>
+                  <wp:posOffset>-119495</wp:posOffset>
                 </wp:positionV>
-                <wp:extent cx="2876400" cy="88560"/>
-                <wp:effectExtent l="38100" t="38100" r="57785" b="45085"/>
+                <wp:extent cx="313560" cy="547560"/>
+                <wp:effectExtent l="57150" t="38100" r="10795" b="43180"/>
                 <wp:wrapNone/>
-                <wp:docPr id="108" name="Рукописный ввод 108"/>
+                <wp:docPr id="35" name="Рукописный ввод 35"/>
                 <wp:cNvGraphicFramePr/>
                 <a:graphic xmlns:a="http://schemas.openxmlformats.org/drawingml/2006/main">
                   <a:graphicData uri="http://schemas.microsoft.com/office/word/2010/wordprocessingInk">
-                    <w14:contentPart bwMode="auto" r:id="rId68">
+                    <w14:contentPart bwMode="auto" r:id="rId80">
                       <w14:nvContentPartPr>
                         <w14:cNvContentPartPr/>
                       </w14:nvContentPartPr>
                       <w14:xfrm>
                         <a:off x="0" y="0"/>
-                        <a:ext cx="2876400" cy="88560"/>
+                        <a:ext cx="313560" cy="547560"/>
                       </w14:xfrm>
                     </w14:contentPart>
                   </a:graphicData>
@@ -1975,8 +2378,8 @@
           </mc:Choice>
           <mc:Fallback>
             <w:pict>
-              <v:shape w14:anchorId="55149835" id="Рукописный ввод 108" o:spid="_x0000_s1026" type="#_x0000_t75" style="position:absolute;margin-left:71.7pt;margin-top:4.65pt;width:227.95pt;height:8.35pt;z-index:251761664;visibility:visible;mso-wrap-style:square;mso-wrap-distance-left:9pt;mso-wrap-distance-top:0;mso-wrap-distance-right:9pt;mso-wrap-distance-bottom:0;mso-position-horizontal:absolute;mso-position-horizontal-relative:text;mso-position-vertical:absolute;mso-position-vertical-relative:text" o:gfxdata="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">
-                <v:imagedata r:id="rId69" o:title=""/>
+              <v:shape w14:anchorId="3594A9BF" id="Рукописный ввод 35" o:spid="_x0000_s1026" type="#_x0000_t75" style="position:absolute;margin-left:109.65pt;margin-top:-10.1pt;width:26.15pt;height:44.5pt;z-index:251823104;visibility:visible;mso-wrap-style:square;mso-wrap-distance-left:9pt;mso-wrap-distance-top:0;mso-wrap-distance-right:9pt;mso-wrap-distance-bottom:0;mso-position-horizontal:absolute;mso-position-horizontal-relative:text;mso-position-vertical:absolute;mso-position-vertical-relative:text" o:gfxdata="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">
+                <v:imagedata r:id="rId81" o:title=""/>
               </v:shape>
             </w:pict>
           </mc:Fallback>
@@ -1987,6 +2390,15 @@
       <w:pPr>
         <w:pStyle w:val="a5"/>
       </w:pPr>
+      <w:r>
+        <w:rPr>
+          <w:highlight w:val="green"/>
+        </w:rPr>
+        <w:t>Прямая дуга</w:t>
+      </w:r>
+      <w:r>
+        <w:t xml:space="preserve"> - </w:t>
+      </w:r>
     </w:p>
     <w:p>
       <w:pPr>
@@ -2769,7 +3181,7 @@
   </inkml:definitions>
   <inkml:trace contextRef="#ctx0" brushRef="#br0">0 1,'9'73,"-10"-62,2-1,0 1,0-1,1 1,0-1,1 1,0-1,8 18,-8-24</inkml:trace>
   <inkml:trace contextRef="#ctx0" brushRef="#br0" timeOffset="710.88">161 137,'1'10,"0"0,1 0,2 12,-1-12,-1 1,2 19,-3-20,0 0,1 1,0-1,1 0,4 11,-4-11,1-1,-2 1,1 1,-1-1,0 14,-2-17</inkml:trace>
-  <inkml:trace contextRef="#ctx0" brushRef="#br0" timeOffset="1431.68">369 314,'2'2,"0"1,0-1,-1 1,0-1,1 1,-1 0,0-1,0 1,-1 0,1 0,0 0,-1 3,2 36,-2-39,0 147,0-143</inkml:trace>
+  <inkml:trace contextRef="#ctx0" brushRef="#br0" timeOffset="1431.66">369 314,'2'2,"0"1,0-1,-1 1,0-1,1 1,-1 0,0-1,0 1,-1 0,1 0,0 0,-1 3,2 36,-2-39,0 147,0-143</inkml:trace>
   <inkml:trace contextRef="#ctx0" brushRef="#br0" timeOffset="2222.52">530 571,'0'1,"0"4,0 1,0 2,0 1,0 0,0 0,0 1,0 0,0 1,0 1,0-2,0 1,0-2,0 0,0-3</inkml:trace>
 </inkml:ink>
 </file>
@@ -2934,7 +3346,6 @@
   </inkml:definitions>
   <inkml:trace contextRef="#ctx0" brushRef="#br0">1 1,'5'0,"1"1,-1 0,1 0,-1 1,0 0,0 0,0 0,0 0,9 6,-2-1,-1 2,17 14,-11-6,-2 0,14 21,-16-22,0 1,30 28,-1-11,1-1,2-2,2-2,0-2,2-3,85 32,-25-19,135 48,-9 18,-79-14,-146-83,10 6,0 0,-1 1,-1 2,23 20,-33-25,0 1,9 16,6 8,-1-7,-1 1,-1 1,-2 0,-1 1,-1 1,12 37,-22-52,1-1,13 23,9 19,2 52,-24-85,-1 0,3 37,-7-41,1 1,1-1,1-1,11 29,-13-38,0-1,-1 0,1 1,-2 0,1 16,-1-12,1 0,3 15,6 11,-2 1,-1 0,-3 0,1 48,-7 562,0-639,0 0,-5 17,1-1,-20 99,25-127,0 0,0 0,0 0,-1 0,1 0,0 0,0-1,-1 1,1 0,0 0,-1 0,1 0,-1-1,1 1,-1 0,1-1,-1 1,0 0,1-1,-2 2,2-2,-1 0,0 0,1 0,-1 0,1 0,-1 0,1 0,-1 0,0 0,1-1,-1 1,1 0,-1 0,1 0,-1-1,1 1,-1 0,1-1,-1 1,1 0,-1-1,0 0,-2-2,0-1,0 0,1 1,-1-1,1 0,-3-6,-2-7,3 10,1 1,1-1,-1 0,1 0,-1-9,3 16,0 0,0 1,0-1,0 0,1 0,-1 0,0 0,0 0,0 1,0-1,1 0,-1 0,0 0,0 0,0 0,1 0,-1 0,0 0,0 0,1 0,-1 0,0 0,0 0,0 0,1 0,-1 0,0 0,0 0,1 0,-1 0,0 0,0 0,0 0,1 0,-1-1,0 1,0 0,0 0,0 0,1 0,-1 0,0-1,0 1,0 0,0 0,0 0,0-1,1 1,-1 0,0 0,0 0,0-1,0 1,0 0,0 0,0 0,0-1,0 1,0 0,0 0,0-1,0 1,0 0,0 0,0-1,12 15,6 17,-15-24,1-1,-1 1,2-1,-1 1,7 6,-11-13,1 1,-1-1,1 1,-1-1,1 0,0 1,-1-1,1 0,0 1,-1-1,1 0,0 0,-1 0,1 0,0 0,-1 0,1 0,0 0,-1 0,1 0,0 0,0 0,-1 0,1 0,1-1,18-13,11-26,-30 38,18-28,-14 22</inkml:trace>
   <inkml:trace contextRef="#ctx0" brushRef="#br0" timeOffset="1717.79">4163 2917,'-1'-8,"0"0,-1 1,0-1,0 1,-1 0,1-1,-9-12,-2-9,5 14,6 13,1 0,-1-1,1 0,-1 1,1-1,0 0,0 0,1 1,-1-1,0 0,1-4,0 7,0 0,0 0,0-1,0 1,0 0,0-1,1 1,-1 0,0-1,0 1,0 0,0 0,1-1,-1 1,0 0,0 0,1-1,-1 1,0 0,1 0,-1 0,0 0,0-1,1 1,-1 0,0 0,1 0,-1 0,0 0,1 0,-1 0,0 0,1 0,-1 0,0 0,1 0,-1 0,0 0,1 0,-1 0,0 1,1-1,-1 0,0 0,0 0,1 0,-1 1,0-1,1 0,-1 0,0 0,0 1,0-1,1 0,-1 1,14 14,-10-3,0 0,-1 1,0-1,-1 1,-1-1,0 1,0 0,-2 15,1-27,-1 1,1-1,-1 0,1 1,-1-1,0 0,1 1,-1-1,0 0,0 0,0 1,0-1,0 0,0 0,0 0,-1 0,1-1,0 1,0 0,-1 0,1-1,0 1,-1-1,1 1,-1-1,1 0,-1 1,1-1,-1 0,-1 0,-9 1,0-1,-23-2,18 1,-76 0,82 1</inkml:trace>
-  <inkml:trace contextRef="#ctx0" brushRef="#br0" timeOffset="5785.14">7896 1496,'0'13,"-2"-1,1 1,-2-1,0 0,0 0,-1 0,-1 0,0 0,0-1,-13 19,5-10,-1-1,-1 0,-1-1,-32 27,35-35,-1 0,0-2,0 0,-1 0,0-1,-1-1,0-1,1 0,-22 3,-23 3,-68 1,100-9,-282 14,-244 29,54 0,39-37,-471-51,503-5,250 26,134 17,0 3,-69 5,-85 23,-71 6,68-9,-32 6,197-21,1 2,1 1,-44 22,46-19,-2 0,1-3,-60 14,-19-8,-139 30,6 8,93-23,124-25,0 2,0 0,-30 16,-77 49,9-4,18-18,-206 114,135-49,76-49,-86 61,141-99,29-18,-35 27,17-9,-43 26,23-17,57-40,1 1,-1 0,0-1,1 1,-1-1,0 1,0-1,0 1,1-1,-1 0,0 1,0-1,0 0,0 0,0 0,0 0,0 0,0 1,1-2,-1 1,-1 0,1 0,1-1,-1 1,1-1,-1 1,1-1,0 1,-1-1,1 1,0-1,0 1,-1-1,1 1,0-1,0 0,0 1,0-1,0 0,0 1,0-1,0 1,0-1,0-1,1-3,0 1,0-1,0 0,0 0,1 1,4-9,50-98,-11 21,-40 84,-8 18,-8 19,-64 133,74-163,1 0,-1 0,1 0,-1 0,1 0,-1 0,1 0,0 0,-1 0,1 0,0 0,0 0,0 0,0 0,0 0,0 0,0 0,0 0,0 0,0 0,1 1,-1-1,0 0,1 0,-1 0,1 0,-1-1,1 1,-1 0,1 0,0 0,0 0,-1-1,1 1,0 0,0 0,0-1,0 1,0-1,-1 1,1-1,0 1,0-1,1 0,-1 1,0-1,1 0,7 2,1-1,-1-1,0 0,16-1,-8 0,7 0,-8 0,1 1,0 0,-1 1,18 4,-23-3</inkml:trace>
 </inkml:ink>
 </file>
 
@@ -2978,7 +3389,7 @@
           <inkml:channelProperty channel="Y" name="resolution" value="1000" units="1/cm"/>
         </inkml:channelProperties>
       </inkml:inkSource>
-      <inkml:timestamp xml:id="ts0" timeString="2025-09-01T14:00:45.893"/>
+      <inkml:timestamp xml:id="ts0" timeString="2026-09-07T12:27:39.527"/>
     </inkml:context>
     <inkml:brush xml:id="br0">
       <inkml:brushProperty name="width" value="0.05" units="cm"/>
@@ -2986,12 +3397,93 @@
       <inkml:brushProperty name="ignorePressure" value="1"/>
     </inkml:brush>
   </inkml:definitions>
-  <inkml:trace contextRef="#ctx0" brushRef="#br0">0 326,'1'3,"0"0,0 0,0 0,1 0,-1-1,1 1,-1 0,1-1,0 1,0-1,0 0,0 1,1-1,-1 0,3 2,13 14,1 9,-1 2,21 45,21 67,-28-64,70 155,-23-20,0-21,27 59,-80-175,-2-7,-22-61</inkml:trace>
-  <inkml:trace contextRef="#ctx0" brushRef="#br0" timeOffset="2987.31">1988 196,'-3'-1,"0"-1,0 1,0 0,0-1,0 1,1-1,-1 0,1 0,-1 0,1 0,0-1,-1 1,-1-3,-3-3,-9-5,0 0,-22-13,-13-10,37 26,0 2,0 0,0 1,-1 0,0 1,-18-4,9 5,-1 0,0 2,0 1,0 1,-37 3,3 0,-6 0,0 3,0 3,1 2,1 4,-1 2,2 3,-74 33,-50 28,134-66,8-2,-5 5,0 2,1 2,1 3,-47 31,79-45,-2 2,0-1,-23 12,-45 9,79-30</inkml:trace>
+  <inkml:trace contextRef="#ctx0" brushRef="#br0">233 1,'0'35,"-8"57,6-78,-1 1,-1-2,0 1,-1 0,0-1,-14 24,16-31,-1 0,1-1,-1 0,-1 1,1-1,-1-1,0 1,0-1,-9 7,9-7,0 1,0 0,0 0,1 1,0-1,0 1,0 0,1 0,0 0,0 0,1 0,0 1,-2 8,1-5,-1 0,0 0,0-1,-9 14,4-10,2 1,-7 14,-1 1,11-22</inkml:trace>
 </inkml:ink>
 </file>
 
 <file path=word/ink/ink24.xml><?xml version="1.0" encoding="utf-8"?>
+<inkml:ink xmlns:inkml="http://www.w3.org/2003/InkML">
+  <inkml:definitions>
+    <inkml:context xml:id="ctx0">
+      <inkml:inkSource xml:id="inkSrc0">
+        <inkml:traceFormat>
+          <inkml:channel name="X" type="integer" min="-2.14748E9" max="2.14748E9" units="cm"/>
+          <inkml:channel name="Y" type="integer" min="-2.14748E9" max="2.14748E9" units="cm"/>
+        </inkml:traceFormat>
+        <inkml:channelProperties>
+          <inkml:channelProperty channel="X" name="resolution" value="1000" units="1/cm"/>
+          <inkml:channelProperty channel="Y" name="resolution" value="1000" units="1/cm"/>
+        </inkml:channelProperties>
+      </inkml:inkSource>
+      <inkml:timestamp xml:id="ts0" timeString="2026-09-07T12:27:34.947"/>
+    </inkml:context>
+    <inkml:brush xml:id="br0">
+      <inkml:brushProperty name="width" value="0.05" units="cm"/>
+      <inkml:brushProperty name="height" value="0.05" units="cm"/>
+      <inkml:brushProperty name="ignorePressure" value="1"/>
+    </inkml:brush>
+  </inkml:definitions>
+  <inkml:trace contextRef="#ctx0" brushRef="#br0">58 1,'-4'2,"0"-1,1 1,-1 0,1 0,-1 0,1 1,0-1,0 1,0 0,0 0,0 0,-3 4,4-4,1 0,0 0,-1 0,1 0,0 0,0 0,0 0,1 0,-1 1,1-1,0 0,0 0,0 1,0-1,0 0,2 5,-1-5,-1-1,1 0,0 1,0-1,0 0,0 0,0 0,0 0,1 0,-1 0,1 0,-1-1,1 1,0 0,0-1,0 1,0-1,0 0,0 0,0 0,0 0,4 2,0-2,0 1,0-1,0 0,0 0,0-1,1 1,-1-1,0-1,7 0,-11 0,0 0,0 1,0-1,0 0,0 0,0 0,0 0,0-1,0 1,-1 0,1-1,-1 1,1-1,-1 1,0-1,1 0,-1 0,0 0,0 0,0 1,0-1,-1 0,1-1,0 1,-1 0,1 0,-1 0,0 0,0-3,1-3,-1 0,0 0,0 0,-2-11,2 17,-1 0,1 0,-1 0,1 0,-1 1,0-1,1 0,-1 0,0 0,0 1,-1-1,1 1,0-1,0 1,-1-1,1 1,-1 0,1-1,-1 1,0 0,0 0,-3-1,-1 0</inkml:trace>
+</inkml:ink>
+</file>
+
+<file path=word/ink/ink25.xml><?xml version="1.0" encoding="utf-8"?>
+<inkml:ink xmlns:inkml="http://www.w3.org/2003/InkML">
+  <inkml:definitions>
+    <inkml:context xml:id="ctx0">
+      <inkml:inkSource xml:id="inkSrc0">
+        <inkml:traceFormat>
+          <inkml:channel name="X" type="integer" min="-2.14748E9" max="2.14748E9" units="cm"/>
+          <inkml:channel name="Y" type="integer" min="-2.14748E9" max="2.14748E9" units="cm"/>
+        </inkml:traceFormat>
+        <inkml:channelProperties>
+          <inkml:channelProperty channel="X" name="resolution" value="1000" units="1/cm"/>
+          <inkml:channelProperty channel="Y" name="resolution" value="1000" units="1/cm"/>
+        </inkml:channelProperties>
+      </inkml:inkSource>
+      <inkml:timestamp xml:id="ts0" timeString="2026-09-07T12:27:32.698"/>
+    </inkml:context>
+    <inkml:brush xml:id="br0">
+      <inkml:brushProperty name="width" value="0.05" units="cm"/>
+      <inkml:brushProperty name="height" value="0.05" units="cm"/>
+      <inkml:brushProperty name="ignorePressure" value="1"/>
+    </inkml:brush>
+  </inkml:definitions>
+  <inkml:trace contextRef="#ctx0" brushRef="#br0">20 239,'-1'0,"1"0,-1 0,0 0,1 0,-1 0,0-1,1 1,-1 0,1 0,-1-1,0 1,1 0,-1-1,1 1,-1-1,1 1,-1-1,1 1,-1-1,1 1,0-1,-1 1,1-1,-1 0,-4-22,4 15,1 1,1 0,-1 0,3-9,-3 13,1 1,0 0,0 0,1 0,-1 0,0 0,1 0,-1 0,1 0,0 0,-1 1,1-1,0 1,0-1,0 1,0 0,0 0,0 0,1 0,-1 0,0 0,1 0,-1 1,0-1,1 1,3 0,6-1,1 0,0 1,19 3,-31-3,0 0,0 0,0 1,0-1,0 0,0 0,-1 1,1-1,0 1,0-1,0 1,-1-1,1 1,0-1,-1 1,1 0,-1 0,1-1,0 1,-1 0,0 0,1-1,-1 1,1 0,-1 0,0 0,0 0,1-1,-1 1,0 1,0 31,-1-24,1-1</inkml:trace>
+  <inkml:trace contextRef="#ctx0" brushRef="#br0" timeOffset="811.11">249 0,'0'5,"0"-1,-1 1,0-1,0 1,-1-1,1 0,-1 1,0-1,-2 5,-26 36,14-23,-3 7,2 0,1 0,1 2,-13 37,22-35,4-28</inkml:trace>
+</inkml:ink>
+</file>
+
+<file path=word/ink/ink26.xml><?xml version="1.0" encoding="utf-8"?>
+<inkml:ink xmlns:inkml="http://www.w3.org/2003/InkML">
+  <inkml:definitions>
+    <inkml:context xml:id="ctx0">
+      <inkml:inkSource xml:id="inkSrc0">
+        <inkml:traceFormat>
+          <inkml:channel name="X" type="integer" min="-2.14748E9" max="2.14748E9" units="cm"/>
+          <inkml:channel name="Y" type="integer" min="-2.14748E9" max="2.14748E9" units="cm"/>
+        </inkml:traceFormat>
+        <inkml:channelProperties>
+          <inkml:channelProperty channel="X" name="resolution" value="1000" units="1/cm"/>
+          <inkml:channelProperty channel="Y" name="resolution" value="1000" units="1/cm"/>
+        </inkml:channelProperties>
+      </inkml:inkSource>
+      <inkml:timestamp xml:id="ts0" timeString="2026-09-07T12:27:17.986"/>
+    </inkml:context>
+    <inkml:brush xml:id="br0">
+      <inkml:brushProperty name="width" value="0.05" units="cm"/>
+      <inkml:brushProperty name="height" value="0.05" units="cm"/>
+      <inkml:brushProperty name="ignorePressure" value="1"/>
+    </inkml:brush>
+  </inkml:definitions>
+  <inkml:trace contextRef="#ctx0" brushRef="#br0">767 45,'0'2,"0"1,-1-1,1 1,-1-1,0 1,0-1,0 1,0-1,-1 0,1 0,0 0,-1 1,0-1,1-1,-5 4,-33 27,28-24,3-3,0-1,0 0,0 0,-1 0,1-1,-1 0,0-1,0 0,0 0,0-1,0 0,-12 0,13-1,-44 8,44-7</inkml:trace>
+  <inkml:trace contextRef="#ctx0" brushRef="#br0" timeOffset="1269.06">204 115,'-1'1,"-1"-1,1 1,-1-1,1 1,0-1,-1 1,1 0,0 0,-1 0,1 0,0 0,0 0,0 0,0 0,0 0,0 0,0 0,1 1,-1-1,0 0,0 2,-12 30,11-26,0 0,1-1,-1 1,2 0,-1 9,1-15,0 1,0-1,0 1,0-1,0 1,0-1,1 1,-1-1,1 1,-1-1,1 0,-1 1,1-1,0 0,0 1,-1-1,1 0,0 0,0 0,0 0,0 0,1 0,-1 0,0 0,0 0,1 0,-1-1,0 1,3 0,0 0,0 0,0 0,0 0,-1-1,1 1,0-1,0 0,0-1,0 1,0-1,0 1,0-1,7-3,-9 2,1 1,0-1,-1 0,1 0,-1 0,0-1,1 1,-1-1,0 1,-1-1,1 0,0 1,-1-1,0 0,1 0,-1 0,1-6,-1 5,0 1,0-1,0 0,-1 0,1 1,-1-1,0 0,0 0,0 1,-1-1,0 0,1 0,-1 1,-2-6,-1 3</inkml:trace>
+  <inkml:trace contextRef="#ctx0" brushRef="#br0" timeOffset="2191.73">398 1,'-2'1,"0"0,1 0,-1 0,0 0,1 0,-1 1,1-1,-1 1,1-1,0 1,-2 2,-3 3,-12 8,0-1,-25 15,-17 13,-154 117,212-158,1 1,-1 0,0-1,1 1,-1 0,1-1,-1 1,-1 4,1 0</inkml:trace>
+  <inkml:trace contextRef="#ctx0" brushRef="#br0" timeOffset="3924.91">275 134,'-1'-2,"1"1,-1-1,0 1,1-1,-1 1,0-1,0 1,0-1,0 1,0 0,0-1,0 1,-1 0,1 0,0 0,-1 0,1 0,0 0,-3 0,-30-15,30 15,-1-1,0 1,-1 0,1 0,0 1,0 0,0 0,0 0,-10 1,13 0,0 0,0-1,0 1,0 0,1 0,-1 0,0 0,1 0,-1 1,1-1,-1 0,1 1,0-1,-1 1,1 0,0-1,0 1,0 0,0 0,0-1,1 1,-1 0,1 0,-1 0,1 0,-1 0,1 0,0 3,0 3</inkml:trace>
+</inkml:ink>
+</file>
+
+<file path=word/ink/ink27.xml><?xml version="1.0" encoding="utf-8"?>
 <inkml:ink xmlns:inkml="http://www.w3.org/2003/InkML">
   <inkml:definitions>
     <inkml:context xml:id="ctx0">
@@ -3020,7 +3512,7 @@
 </inkml:ink>
 </file>
 
-<file path=word/ink/ink25.xml><?xml version="1.0" encoding="utf-8"?>
+<file path=word/ink/ink28.xml><?xml version="1.0" encoding="utf-8"?>
 <inkml:ink xmlns:inkml="http://www.w3.org/2003/InkML">
   <inkml:definitions>
     <inkml:context xml:id="ctx0">
@@ -3034,22 +3526,20 @@
           <inkml:channelProperty channel="Y" name="resolution" value="1000" units="1/cm"/>
         </inkml:channelProperties>
       </inkml:inkSource>
-      <inkml:timestamp xml:id="ts0" timeString="2025-09-01T14:00:51.218"/>
+      <inkml:timestamp xml:id="ts0" timeString="2025-09-01T14:00:45.893"/>
     </inkml:context>
     <inkml:brush xml:id="br0">
       <inkml:brushProperty name="width" value="0.05" units="cm"/>
       <inkml:brushProperty name="height" value="0.05" units="cm"/>
-      <inkml:brushProperty name="color" value="#AB008B"/>
       <inkml:brushProperty name="ignorePressure" value="1"/>
     </inkml:brush>
   </inkml:definitions>
-  <inkml:trace contextRef="#ctx0" brushRef="#br0">146 150,'-3'1,"0"-1,1 1,-1 0,0 0,0 0,1 1,-1-1,1 0,-1 1,1 0,-3 2,-24 22,22-19,0-1,1 1,0 0,0 1,0 0,1 0,1 0,-1 0,1 1,1-1,-1 1,-3 16,1 28,-1 87,7-133</inkml:trace>
-  <inkml:trace contextRef="#ctx0" brushRef="#br0" timeOffset="1351.06">837 98,'0'5,"1"0,0 0,1 0,-1 0,1 0,0 0,0 0,0-1,1 1,-1-1,4 5,-2-4,0 1,-1-1,0 1,0 0,-1 0,0 0,2 9,-1 0,-1 1,-1 0,-2 23,1-32,-1 1,0-1,-1 0,0 0,0 0,0 0,-1 0,0 0,-6 10,7-14,0 0,0 0,0 0,1 1,-1-1,1 1,-1 4,1-2</inkml:trace>
-  <inkml:trace contextRef="#ctx0" brushRef="#br0" timeOffset="2778.72">338 89,'0'-3,"1"0,0 0,-1 0,1 0,1 0,-1 0,0 1,1-1,-1 0,1 1,0-1,0 1,0 0,0 0,0-1,0 1,1 0,-1 1,1-1,2-1,4-3,0 2,0-1,0 1,19-6,-14 7,0 2,1-1,-1 2,1 0,15 2,13-1,-20-1,-17 0</inkml:trace>
+  <inkml:trace contextRef="#ctx0" brushRef="#br0">0 326,'1'3,"0"0,0 0,0 0,1 0,-1-1,1 1,-1 0,1-1,0 1,0-1,0 0,0 1,1-1,-1 0,3 2,13 14,1 9,-1 2,21 45,21 67,-28-64,70 155,-23-20,0-21,27 59,-80-175,-2-7,-22-61</inkml:trace>
+  <inkml:trace contextRef="#ctx0" brushRef="#br0" timeOffset="-2.14748E7">902 119,'-29'11,"-157"69,134-66,8-2,-5 5,0 2,1 2,1 3,-47 31,79-45,-2 2,0-1,-23 12,-45 9,79-30</inkml:trace>
 </inkml:ink>
 </file>
 
-<file path=word/ink/ink26.xml><?xml version="1.0" encoding="utf-8"?>
+<file path=word/ink/ink29.xml><?xml version="1.0" encoding="utf-8"?>
 <inkml:ink xmlns:inkml="http://www.w3.org/2003/InkML">
   <inkml:definitions>
     <inkml:context xml:id="ctx0">
@@ -3072,91 +3562,9 @@
     </inkml:brush>
   </inkml:definitions>
   <inkml:trace contextRef="#ctx0" brushRef="#br0">1 1682,'1'-1,"1"1,-1-1,0 1,1-1,-1 0,0 1,1-1,-1 0,0 0,0 0,0 0,0 0,0 0,0 0,0 0,0-1,0 1,1-3,12-24,62-214,-62 194,15-50,22-81,-35 129,2 0,1 1,48-84,-56 113,16-26,-17 29,0 0,12-29,44-112,-27 60,26-55,-39 74,-24 73</inkml:trace>
-  <inkml:trace contextRef="#ctx0" brushRef="#br0" timeOffset="1035.97">552 383,'73'1,"-23"1,77-8,-114 3,0-1,0 0,-1-1,0 0,0 0,0-2,0 1,-1-2,0 1,-1-2,0 1,0-1,8-11,-12 12,0 0,0 0,-1-1,5-11,-5 11</inkml:trace>
-  <inkml:trace contextRef="#ctx0" brushRef="#br0" timeOffset="1937">1036 177,'0'8,"-1"1,1 0,0 0,1 0,0 0,5 17,-5-24,0 0,0 1,0-1,1 0,-1 0,0 0,1 0,-1 0,1-1,0 1,0 0,0-1,0 1,0-1,0 0,0 1,0-1,0 0,1 0,-1-1,0 1,1 0,-1-1,0 0,1 1,-1-1,3 0,-1 0,0 0,0 0,0 0,0-1,0 0,0 0,0 0,-1 0,1 0,0-1,-1 1,1-1,-1 0,1 0,-1-1,0 1,0-1,0 1,0-1,0 0,-1 0,5-6,-5 4,1 1,-1-1,0 0,0 1,0-1,-1 0,0 0,0 0,0-1,-1 1,1 0,-1 0,0 0,-1-1,1 1,-1 0,-2-7,2 10,0 0,0 0,-1 0,1 0,-1 0,1 0,-1 1,1-1,-1 0,0 1,0 0,0-1,0 1,0 0,0 0,0 0,-1 0,1 0,0 1,0-1,-1 1,1-1,-1 1,1 0,-3 0,2-1,0 1,0 0,0 0,0 0,0 0,0 1,0-1,0 1,0 0,1 0,-1 0,0 0,0 0,1 0,-1 1,1 0,-1-1,1 1,-4 3,1 3,0-1,1 1,-1 0,2 0,-6 15,8-18</inkml:trace>
-  <inkml:trace contextRef="#ctx0" brushRef="#br0" timeOffset="2772.25">1181 0,'-2'35,"-2"0,-13 57,8-48,2-18,-1-1,-1 0,-1 0,-14 24,4-8,18-35,0-1</inkml:trace>
-</inkml:ink>
-</file>
-
-<file path=word/ink/ink27.xml><?xml version="1.0" encoding="utf-8"?>
-<inkml:ink xmlns:inkml="http://www.w3.org/2003/InkML">
-  <inkml:definitions>
-    <inkml:context xml:id="ctx0">
-      <inkml:inkSource xml:id="inkSrc0">
-        <inkml:traceFormat>
-          <inkml:channel name="X" type="integer" min="-2.14748E9" max="2.14748E9" units="cm"/>
-          <inkml:channel name="Y" type="integer" min="-2.14748E9" max="2.14748E9" units="cm"/>
-        </inkml:traceFormat>
-        <inkml:channelProperties>
-          <inkml:channelProperty channel="X" name="resolution" value="1000" units="1/cm"/>
-          <inkml:channelProperty channel="Y" name="resolution" value="1000" units="1/cm"/>
-        </inkml:channelProperties>
-      </inkml:inkSource>
-      <inkml:timestamp xml:id="ts0" timeString="2025-09-01T14:00:32.727"/>
-    </inkml:context>
-    <inkml:brush xml:id="br0">
-      <inkml:brushProperty name="width" value="0.05" units="cm"/>
-      <inkml:brushProperty name="height" value="0.05" units="cm"/>
-      <inkml:brushProperty name="ignorePressure" value="1"/>
-    </inkml:brush>
-  </inkml:definitions>
-  <inkml:trace contextRef="#ctx0" brushRef="#br0">0 0,'10'13,"0"0,-1 0,-1 1,0 0,11 29,-2-6,62 131,-35-83,62 136,-68-142,-23-51,19 54,5 12,-3-6,-24-53,0-1,3-1,28 51,-9-41,-23-31,-1 1,11 17,78 117,-81-129,-13-14</inkml:trace>
-</inkml:ink>
-</file>
-
-<file path=word/ink/ink28.xml><?xml version="1.0" encoding="utf-8"?>
-<inkml:ink xmlns:inkml="http://www.w3.org/2003/InkML">
-  <inkml:definitions>
-    <inkml:context xml:id="ctx0">
-      <inkml:inkSource xml:id="inkSrc0">
-        <inkml:traceFormat>
-          <inkml:channel name="X" type="integer" min="-2.14748E9" max="2.14748E9" units="cm"/>
-          <inkml:channel name="Y" type="integer" min="-2.14748E9" max="2.14748E9" units="cm"/>
-        </inkml:traceFormat>
-        <inkml:channelProperties>
-          <inkml:channelProperty channel="X" name="resolution" value="1000" units="1/cm"/>
-          <inkml:channelProperty channel="Y" name="resolution" value="1000" units="1/cm"/>
-        </inkml:channelProperties>
-      </inkml:inkSource>
-      <inkml:timestamp xml:id="ts0" timeString="2025-09-01T14:00:21.284"/>
-    </inkml:context>
-    <inkml:brush xml:id="br0">
-      <inkml:brushProperty name="width" value="0.05" units="cm"/>
-      <inkml:brushProperty name="height" value="0.05" units="cm"/>
-      <inkml:brushProperty name="ignorePressure" value="1"/>
-    </inkml:brush>
-  </inkml:definitions>
-  <inkml:trace contextRef="#ctx0" brushRef="#br0">473 316,'-1'6,"0"1,-1-1,1 0,-2 0,1 0,-1 0,1-1,-6 8,-6 14,-10 25,14-32,-13 35,-52 150,61-162,7-23,0 0,1 0,2 0,-4 32,5-26,-1-1,-9 31,-3 10,5-19,-2-1,-25 56,24-64,-10 17,13-29,-12 39,-9 21,4-14,4-5,21-59</inkml:trace>
-  <inkml:trace contextRef="#ctx0" brushRef="#br0" timeOffset="2426.75">450 468,'63'1,"67"-2,-124 0,0 0,-1 0,1-1,0 0,-1 0,0 0,0-1,1 1,-2-1,1-1,0 1,0-1,-1 1,0-1,6-7,-2 1,1-1,-1-1,-1 1,0-1,7-17,-10 19,1 1,1-1,0 1,8-10,-13 19,-1 0,1-1,-1 1,1 0,-1-1,1 1,-1 0,1 0,-1 0,1 0,-1 0,1-1,0 1,-1 0,1 0,-1 0,1 1,0-1,-1 0,1 0,-1 0,1 0,-1 0,1 1,-1-1,1 0,-1 1,2-1,19 15,-3-3,-15-12,1 1,-1 0,0-1,1 1,-1-1,1 0,-1 0,1-1,-1 1,1-1,-1 1,0-1,1 0,-1 0,0-1,0 1,0-1,1 1,-2-1,1 0,0 0,0 0,-1-1,1 1,-1-1,0 1,1-1,1-3,-2 2,0 1,0-1,0 0,0 0,0 0,-1 0,1 0,-1-1,0 1,-1 0,1 0,-1-1,0 1,0-1,0 1,0 0,-1-1,0 1,0 0,0 0,0-1,-3-4,2 6,-1 0,1 0,-1 0,1 1,-1-1,0 1,0 0,0-1,0 1,-1 0,1 1,0-1,-1 1,1-1,-1 1,0 0,1 0,-6 0,0 0,0 0,0 0,0 1,0 0,0 0,-16 4,21-3,1 1,0-1,0 0,1 1,-1 0,0 0,0 0,1 0,-1 0,1 0,0 1,-1-1,1 1,1 0,-1-1,0 1,0 0,1 0,0 0,0 0,0 1,0-1,0 0,0 4,0-5,1 1,-1-1,1 1,0 0,0-1,0 1,0 0,1-1,-1 1,1 0,-1-1,1 1,0-1,0 1,0-1,0 0,1 1,-1-1,1 0,-1 0,1 0,0 0,0 0,0 0,0 0,0-1,0 1,0-1,0 1,5 1,12 0,-13-3</inkml:trace>
-  <inkml:trace contextRef="#ctx0" brushRef="#br0" timeOffset="3387.2">811 0,'1'5,"0"-1,1 1,-1-1,1 0,0 0,0 0,0 1,1-2,4 7,5 9,14 33,31 94,-53-135,-1-1,1 0,1 0,0 0,0 0,1-1,8 11,-9-15</inkml:trace>
-</inkml:ink>
-</file>
-
-<file path=word/ink/ink29.xml><?xml version="1.0" encoding="utf-8"?>
-<inkml:ink xmlns:inkml="http://www.w3.org/2003/InkML">
-  <inkml:definitions>
-    <inkml:context xml:id="ctx0">
-      <inkml:inkSource xml:id="inkSrc0">
-        <inkml:traceFormat>
-          <inkml:channel name="X" type="integer" min="-2.14748E9" max="2.14748E9" units="cm"/>
-          <inkml:channel name="Y" type="integer" min="-2.14748E9" max="2.14748E9" units="cm"/>
-        </inkml:traceFormat>
-        <inkml:channelProperties>
-          <inkml:channelProperty channel="X" name="resolution" value="1000" units="1/cm"/>
-          <inkml:channelProperty channel="Y" name="resolution" value="1000" units="1/cm"/>
-        </inkml:channelProperties>
-      </inkml:inkSource>
-      <inkml:timestamp xml:id="ts0" timeString="2025-09-01T14:00:27.343"/>
-    </inkml:context>
-    <inkml:brush xml:id="br0">
-      <inkml:brushProperty name="width" value="0.05" units="cm"/>
-      <inkml:brushProperty name="height" value="0.05" units="cm"/>
-      <inkml:brushProperty name="color" value="#AB008B"/>
-      <inkml:brushProperty name="ignorePressure" value="1"/>
-    </inkml:brush>
-  </inkml:definitions>
-  <inkml:trace contextRef="#ctx0" brushRef="#br0">292 4,'-34'-2,"23"1,0 1,1 0,-1 0,0 1,0 0,-12 3,16-1,0 0,1 1,-1 0,1 0,0 0,0 1,-8 8,-34 39,41-43,1 0,-1 0,2 1,0 0,0-1,0 2,1-1,1 0,-4 19,3-1,1 0,1 43,2-67,0-1,0 1,1 0,-1-1,1 1,0 0,0-1,0 1,0-1,0 1,1-1,0 0,0 1,0-1,0 0,0 0,0 0,6 4,-1 4,-5-7</inkml:trace>
-  <inkml:trace contextRef="#ctx0" brushRef="#br0" timeOffset="1461.83">467 65,'6'7,"0"-1,-1 2,0-1,0 0,-1 1,0 0,-1 0,1 0,-1 0,-1 0,2 11,-2-8,0 1,-1 0,0 0,-1 0,0 0,-1 0,-4 19,2-23,1 0,-1 0,-1 0,1-1,-1 1,-1-1,0 0,0 0,-8 8,-1 1,-2-2,-25 20,37-31</inkml:trace>
+  <inkml:trace contextRef="#ctx0" brushRef="#br0" timeOffset="-2.14748E7">552 383,'73'1,"-23"1,77-8,-114 3,0-1,0 0,-1-1,0 0,0 0,0-2,0 1,-1-2,0 1,-1-2,0 1,0-1,8-11,-12 12,0 0,0 0,-1-1,1-2</inkml:trace>
+  <inkml:trace contextRef="#ctx0" brushRef="#br0" timeOffset="-2.14748E7">1038 236,'5'20,"-4"-18,0 0,0 1,0-1,1 0,-1 0,0 0,1 0,-1 0,1-1,0 1,0 0,0-1,0 1,0-1,0 0,0 1,0-1,0 0,1 0,-1-1,0 1,1 0,-1-1,0 0,1 1,-1-1,3 0,-1 0,0 0,0 0,0 0,0-1,0 0,0 0,0 0,-1 0,1 0,0-1,-1 1,1-1,-1 0,1 0,-1-1,0 1,0-1,0 1,0-1,0 0,-1 0,5-6,-5 4,1 1,-1-1,0 0,0 1,0-1,-1 0,0 0,0 0,0-1,-1 1,1 0,-1 0,0 0,-1-1,1 1,-1 0,-2-7,2 10,0 0,0 0,-1 0,1 0,-1 0,1 0,-1 1,1-1,0 1</inkml:trace>
+  <inkml:trace contextRef="#ctx0" brushRef="#br0" timeOffset="-2.14748E7">1141 236,'-7'21,"-2"4,-1 0,-14 24,4-8,18-35,0-1</inkml:trace>
 </inkml:ink>
 </file>
 
@@ -3201,6 +3609,171 @@
           <inkml:channelProperty channel="Y" name="resolution" value="1000" units="1/cm"/>
         </inkml:channelProperties>
       </inkml:inkSource>
+      <inkml:timestamp xml:id="ts0" timeString="2025-09-01T14:00:51.218"/>
+    </inkml:context>
+    <inkml:brush xml:id="br0">
+      <inkml:brushProperty name="width" value="0.05" units="cm"/>
+      <inkml:brushProperty name="height" value="0.05" units="cm"/>
+      <inkml:brushProperty name="color" value="#AB008B"/>
+      <inkml:brushProperty name="ignorePressure" value="1"/>
+    </inkml:brush>
+  </inkml:definitions>
+  <inkml:trace contextRef="#ctx0" brushRef="#br0">146 150,'-3'1,"0"-1,1 1,-1 0,0 0,0 0,1 1,-1-1,1 0,-1 1,1 0,-3 2,-24 22,22-19,0-1,1 1,0 0,0 1,0 0,1 0,1 0,-1 0,1 1,1-1,-1 1,-3 16,1 28,-1 87,7-133</inkml:trace>
+  <inkml:trace contextRef="#ctx0" brushRef="#br0" timeOffset="1351.06">837 98,'0'5,"1"0,0 0,1 0,-1 0,1 0,0 0,0 0,0-1,1 1,-1-1,4 5,-2-4,0 1,-1-1,0 1,0 0,-1 0,0 0,2 9,-1 0,-1 1,-1 0,-2 23,1-32,-1 1,0-1,-1 0,0 0,0 0,0 0,-1 0,0 0,-6 10,7-14,0 0,0 0,0 0,1 1,-1-1,1 1,-1 4,1-2</inkml:trace>
+  <inkml:trace contextRef="#ctx0" brushRef="#br0" timeOffset="2778.72">338 89,'0'-3,"1"0,0 0,-1 0,1 0,1 0,-1 0,0 1,1-1,-1 0,1 1,0-1,0 1,0 0,0 0,0-1,0 1,1 0,-1 1,1-1,2-1,4-3,0 2,0-1,0 1,19-6,-14 7,0 2,1-1,-1 2,1 0,15 2,13-1,-20-1,-17 0</inkml:trace>
+</inkml:ink>
+</file>
+
+<file path=word/ink/ink31.xml><?xml version="1.0" encoding="utf-8"?>
+<inkml:ink xmlns:inkml="http://www.w3.org/2003/InkML">
+  <inkml:definitions>
+    <inkml:context xml:id="ctx0">
+      <inkml:inkSource xml:id="inkSrc0">
+        <inkml:traceFormat>
+          <inkml:channel name="X" type="integer" min="-2.14748E9" max="2.14748E9" units="cm"/>
+          <inkml:channel name="Y" type="integer" min="-2.14748E9" max="2.14748E9" units="cm"/>
+        </inkml:traceFormat>
+        <inkml:channelProperties>
+          <inkml:channelProperty channel="X" name="resolution" value="1000" units="1/cm"/>
+          <inkml:channelProperty channel="Y" name="resolution" value="1000" units="1/cm"/>
+        </inkml:channelProperties>
+      </inkml:inkSource>
+      <inkml:timestamp xml:id="ts0" timeString="2025-09-01T14:00:32.727"/>
+    </inkml:context>
+    <inkml:brush xml:id="br0">
+      <inkml:brushProperty name="width" value="0.05" units="cm"/>
+      <inkml:brushProperty name="height" value="0.05" units="cm"/>
+      <inkml:brushProperty name="ignorePressure" value="1"/>
+    </inkml:brush>
+  </inkml:definitions>
+  <inkml:trace contextRef="#ctx0" brushRef="#br0">0 0,'10'13,"0"0,-1 0,-1 1,0 0,11 29,-2-6,62 131,-35-83,62 136,-68-142,-23-51,19 54,5 12,-3-6,-24-53,0-1,3-1,28 51,-9-41,-23-31,-1 1,11 17,78 117,-81-129,-13-14</inkml:trace>
+</inkml:ink>
+</file>
+
+<file path=word/ink/ink32.xml><?xml version="1.0" encoding="utf-8"?>
+<inkml:ink xmlns:inkml="http://www.w3.org/2003/InkML">
+  <inkml:definitions>
+    <inkml:context xml:id="ctx0">
+      <inkml:inkSource xml:id="inkSrc0">
+        <inkml:traceFormat>
+          <inkml:channel name="X" type="integer" min="-2.14748E9" max="2.14748E9" units="cm"/>
+          <inkml:channel name="Y" type="integer" min="-2.14748E9" max="2.14748E9" units="cm"/>
+        </inkml:traceFormat>
+        <inkml:channelProperties>
+          <inkml:channelProperty channel="X" name="resolution" value="1000" units="1/cm"/>
+          <inkml:channelProperty channel="Y" name="resolution" value="1000" units="1/cm"/>
+        </inkml:channelProperties>
+      </inkml:inkSource>
+      <inkml:timestamp xml:id="ts0" timeString="2025-09-01T14:00:21.284"/>
+    </inkml:context>
+    <inkml:brush xml:id="br0">
+      <inkml:brushProperty name="width" value="0.05" units="cm"/>
+      <inkml:brushProperty name="height" value="0.05" units="cm"/>
+      <inkml:brushProperty name="ignorePressure" value="1"/>
+    </inkml:brush>
+  </inkml:definitions>
+  <inkml:trace contextRef="#ctx0" brushRef="#br0">473 316,'-1'6,"0"1,-1-1,1 0,-2 0,1 0,-1 0,1-1,-6 8,-6 14,-10 25,14-32,-13 35,-52 150,61-162,7-23,0 0,1 0,2 0,-4 32,5-26,-1-1,-9 31,-3 10,5-19,-2-1,-25 56,24-64,-10 17,13-29,-12 39,-9 21,4-14,4-5,21-59</inkml:trace>
+  <inkml:trace contextRef="#ctx0" brushRef="#br0" timeOffset="2426.75">450 468,'63'1,"67"-2,-124 0,0 0,-1 0,1-1,0 0,-1 0,0 0,0-1,1 1,-2-1,1-1,0 1,0-1,-1 1,0-1,6-7,-2 1,1-1,-1-1,-1 1,0-1,7-17,-10 19,1 1,1-1,0 1,8-10,-13 19,-1 0,1-1,-1 1,1 0,-1-1,1 1,-1 0,1 0,-1 0,1 0,-1 0,1-1,0 1,-1 0,1 0,-1 0,1 1,0-1,-1 0,1 0,-1 0,1 0,-1 0,1 1,-1-1,1 0,-1 1,2-1,19 15,-3-3,-15-12,1 1,-1 0,0-1,1 1,-1-1,1 0,-1 0,1-1,-1 1,1-1,-1 1,0-1,1 0,-1 0,0-1,0 1,0-1,1 1,-2-1,1 0,0 0,0 0,-1-1,1 1,-1-1,0 1,1-1,1-3,-2 2,0 1,0-1,0 0,0 0,0 0,-1 0,1 0,-1-1,0 1,-1 0,1 0,-1-1,0 1,0-1,0 1,0 0,-1-1,0 1,0 0,0 0,0-1,-3-4,2 6,-1 0,1 0,-1 0,1 1,-1-1,0 1,0 0,0-1,0 1,-1 0,1 1,0-1,-1 1,1-1,-1 1,0 0,1 0,-6 0,0 0,0 0,0 0,0 1,0 0,0 0,-16 4,21-3,1 1,0-1,0 0,1 1,-1 0,0 0,0 0,1 0,-1 0,1 0,0 1,-1-1,1 1,1 0,-1-1,0 1,0 0,1 0,0 0,0 0,0 1,0-1,0 0,0 4,0-5,1 1,-1-1,1 1,0 0,0-1,0 1,0 0,1-1,-1 1,1 0,-1-1,1 1,0-1,0 1,0-1,0 0,1 1,-1-1,1 0,-1 0,1 0,0 0,0 0,0 0,0 0,0-1,0 1,0-1,0 1,5 1,12 0,-13-3</inkml:trace>
+  <inkml:trace contextRef="#ctx0" brushRef="#br0" timeOffset="3387.2">811 0,'1'5,"0"-1,1 1,-1-1,1 0,0 0,0 0,0 1,1-2,4 7,5 9,14 33,31 94,-53-135,-1-1,1 0,1 0,0 0,0 0,1-1,8 11,-9-15</inkml:trace>
+</inkml:ink>
+</file>
+
+<file path=word/ink/ink33.xml><?xml version="1.0" encoding="utf-8"?>
+<inkml:ink xmlns:inkml="http://www.w3.org/2003/InkML">
+  <inkml:definitions>
+    <inkml:context xml:id="ctx0">
+      <inkml:inkSource xml:id="inkSrc0">
+        <inkml:traceFormat>
+          <inkml:channel name="X" type="integer" min="-2.14748E9" max="2.14748E9" units="cm"/>
+          <inkml:channel name="Y" type="integer" min="-2.14748E9" max="2.14748E9" units="cm"/>
+        </inkml:traceFormat>
+        <inkml:channelProperties>
+          <inkml:channelProperty channel="X" name="resolution" value="1000" units="1/cm"/>
+          <inkml:channelProperty channel="Y" name="resolution" value="1000" units="1/cm"/>
+        </inkml:channelProperties>
+      </inkml:inkSource>
+      <inkml:timestamp xml:id="ts0" timeString="2026-09-07T12:27:13.855"/>
+    </inkml:context>
+    <inkml:brush xml:id="br0">
+      <inkml:brushProperty name="width" value="0.05" units="cm"/>
+      <inkml:brushProperty name="height" value="0.05" units="cm"/>
+      <inkml:brushProperty name="ignorePressure" value="1"/>
+    </inkml:brush>
+  </inkml:definitions>
+  <inkml:trace contextRef="#ctx0" brushRef="#br0">17 105,'0'26,"0"27,-7 58,-2-7,9-103,0 1,0-1,0 1,0-1,0 0,1 1,-1-1,0 0,1 1,-1-1,1 0,-1 1,1-1,0 0,0 0,-1 0,1 0,0 0,0 0,0 0,0 0,0 0,0 0,1 0,-1 0,0-1,0 1,1-1,-1 1,2 0,5 2,0 0,1-1,12 3,-19-5,391 46,-380-45,63 6,307 14,-281-21,99-2,-88-5,71-3,167 24,-9-1,693-13,-813-6,-112 2,176-4,-244 8,0-3,0-1,0-2,-1-2,0-1,0-3,44-18,-78 27,-5 3,-1 0,1-1,-1 1,0 0,1-1,-1 1,0-1,1 0,-1 1,0-1,0 0,0 0,0 0,0 1,0-1,0-1,0 1,0 0,0 0,0 0,0 0,-1-1,1 1,-1 0,1 0,-1-1,1 1,-1-1,0 1,1 0,-1-1,0 1,0-1,0 1,0 0,-1-3,1-56,14-109,-11 135,-3-44,-1 30,1 41</inkml:trace>
+</inkml:ink>
+</file>
+
+<file path=word/ink/ink34.xml><?xml version="1.0" encoding="utf-8"?>
+<inkml:ink xmlns:inkml="http://www.w3.org/2003/InkML">
+  <inkml:definitions>
+    <inkml:context xml:id="ctx0">
+      <inkml:inkSource xml:id="inkSrc0">
+        <inkml:traceFormat>
+          <inkml:channel name="X" type="integer" min="-2.14748E9" max="2.14748E9" units="cm"/>
+          <inkml:channel name="Y" type="integer" min="-2.14748E9" max="2.14748E9" units="cm"/>
+        </inkml:traceFormat>
+        <inkml:channelProperties>
+          <inkml:channelProperty channel="X" name="resolution" value="1000" units="1/cm"/>
+          <inkml:channelProperty channel="Y" name="resolution" value="1000" units="1/cm"/>
+        </inkml:channelProperties>
+      </inkml:inkSource>
+      <inkml:timestamp xml:id="ts0" timeString="2026-09-07T12:27:08.159"/>
+    </inkml:context>
+    <inkml:brush xml:id="br0">
+      <inkml:brushProperty name="width" value="0.05" units="cm"/>
+      <inkml:brushProperty name="height" value="0.05" units="cm"/>
+      <inkml:brushProperty name="ignorePressure" value="1"/>
+    </inkml:brush>
+  </inkml:definitions>
+  <inkml:trace contextRef="#ctx0" brushRef="#br0">0 144,'855'24,"-844"-24,504 20,196-2</inkml:trace>
+  <inkml:trace contextRef="#ctx0" brushRef="#br0" timeOffset="991.26">2462 230,'290'15,"155"-38,20-1,225 25,-628-4,79-14,-45 4,47-4,237-20,-111 36</inkml:trace>
+  <inkml:trace contextRef="#ctx0" brushRef="#br0" timeOffset="992.26">5813 109,'35'0,"275"2,-141-14,588 13,-730-3,0 0,38-10,-6 2,80-14,111-11,-223 33,267-11,-277 13</inkml:trace>
+</inkml:ink>
+</file>
+
+<file path=word/ink/ink35.xml><?xml version="1.0" encoding="utf-8"?>
+<inkml:ink xmlns:inkml="http://www.w3.org/2003/InkML">
+  <inkml:definitions>
+    <inkml:context xml:id="ctx0">
+      <inkml:inkSource xml:id="inkSrc0">
+        <inkml:traceFormat>
+          <inkml:channel name="X" type="integer" min="-2.14748E9" max="2.14748E9" units="cm"/>
+          <inkml:channel name="Y" type="integer" min="-2.14748E9" max="2.14748E9" units="cm"/>
+        </inkml:traceFormat>
+        <inkml:channelProperties>
+          <inkml:channelProperty channel="X" name="resolution" value="1000" units="1/cm"/>
+          <inkml:channelProperty channel="Y" name="resolution" value="1000" units="1/cm"/>
+        </inkml:channelProperties>
+      </inkml:inkSource>
+      <inkml:timestamp xml:id="ts0" timeString="2025-09-01T14:00:27.343"/>
+    </inkml:context>
+    <inkml:brush xml:id="br0">
+      <inkml:brushProperty name="width" value="0.05" units="cm"/>
+      <inkml:brushProperty name="height" value="0.05" units="cm"/>
+      <inkml:brushProperty name="color" value="#AB008B"/>
+      <inkml:brushProperty name="ignorePressure" value="1"/>
+    </inkml:brush>
+  </inkml:definitions>
+  <inkml:trace contextRef="#ctx0" brushRef="#br0">292 4,'-34'-2,"23"1,0 1,1 0,-1 0,0 1,0 0,-12 3,16-1,0 0,1 1,-1 0,1 0,0 0,0 1,-8 8,-34 39,41-43,1 0,-1 0,2 1,0 0,0-1,0 2,1-1,1 0,-4 19,3-1,1 0,1 43,2-67,0-1,0 1,1 0,-1-1,1 1,0 0,0-1,0 1,0-1,0 1,1-1,0 0,0 1,0-1,0 0,0 0,0 0,6 4,-1 4,-5-7</inkml:trace>
+  <inkml:trace contextRef="#ctx0" brushRef="#br0" timeOffset="1461.83">467 65,'6'7,"0"-1,-1 2,0-1,0 0,-1 1,0 0,-1 0,1 0,-1 0,-1 0,2 11,-2-8,0 1,-1 0,0 0,-1 0,0 0,-1 0,-4 19,2-23,1 0,-1 0,-1 0,1-1,-1 1,-1-1,0 0,0 0,-8 8,-1 1,-2-2,-25 20,37-31</inkml:trace>
+</inkml:ink>
+</file>
+
+<file path=word/ink/ink36.xml><?xml version="1.0" encoding="utf-8"?>
+<inkml:ink xmlns:inkml="http://www.w3.org/2003/InkML">
+  <inkml:definitions>
+    <inkml:context xml:id="ctx0">
+      <inkml:inkSource xml:id="inkSrc0">
+        <inkml:traceFormat>
+          <inkml:channel name="X" type="integer" min="-2.14748E9" max="2.14748E9" units="cm"/>
+          <inkml:channel name="Y" type="integer" min="-2.14748E9" max="2.14748E9" units="cm"/>
+        </inkml:traceFormat>
+        <inkml:channelProperties>
+          <inkml:channelProperty channel="X" name="resolution" value="1000" units="1/cm"/>
+          <inkml:channelProperty channel="Y" name="resolution" value="1000" units="1/cm"/>
+        </inkml:channelProperties>
+      </inkml:inkSource>
       <inkml:timestamp xml:id="ts0" timeString="2025-09-01T14:00:10.522"/>
     </inkml:context>
     <inkml:brush xml:id="br0">
@@ -3215,7 +3788,7 @@
 </inkml:ink>
 </file>
 
-<file path=word/ink/ink31.xml><?xml version="1.0" encoding="utf-8"?>
+<file path=word/ink/ink37.xml><?xml version="1.0" encoding="utf-8"?>
 <inkml:ink xmlns:inkml="http://www.w3.org/2003/InkML">
   <inkml:definitions>
     <inkml:context xml:id="ctx0">
@@ -3239,14 +3812,14 @@
   </inkml:definitions>
   <inkml:trace contextRef="#ctx0" brushRef="#br0">424 525,'-1'27,"-5"32,2-33,0 37,3-43,-1-1,-4 22,-1 3,0 118,7-160,0 0,0 0,0-1,0 1,0 0,0-1,0 1,-1 0,1-1,-1 1,1 0,-2 2,-2 0</inkml:trace>
   <inkml:trace contextRef="#ctx0" brushRef="#br0" timeOffset="762.72">210 1037,'228'8,"-95"-8,-126 0</inkml:trace>
-  <inkml:trace contextRef="#ctx0" brushRef="#br0" timeOffset="1564.19">293 1115,'1'0,"2"0,2 0,1 0,2 2,2-1,-1 1,1-1,-1 0,-1 0,0-1,0 0,0 2,0-1,-1 1,-1-1</inkml:trace>
+  <inkml:trace contextRef="#ctx0" brushRef="#br0" timeOffset="1564.17">293 1115,'1'0,"2"0,2 0,1 0,2 2,2-1,-1 1,1-1,-1 0,-1 0,0-1,0 0,0 2,0-1,-1 1,-1-1</inkml:trace>
   <inkml:trace contextRef="#ctx0" brushRef="#br0" timeOffset="3061.46">171 493,'-1'-70,"3"-75,2 121,-3 18</inkml:trace>
   <inkml:trace contextRef="#ctx0" brushRef="#br0" timeOffset="4808.62">156 88,'-3'0,"1"0,-1 0,0 0,1 0,-1 1,0-1,1 1,-1 0,1 0,-1 0,1 0,0 0,-1 0,1 1,0-1,0 1,0 0,0 0,0-1,0 1,0 0,1 1,-1-1,1 0,-1 0,1 1,0-1,-1 3,-1 3,2 0,-1 0,1 0,0 0,0 0,1 0,0 0,2 9,-2-15,1 1,0-1,-1 0,1 0,0 0,0 0,0 1,1-2,-1 1,0 0,1 0,-1 0,1-1,0 1,0 0,-1-1,1 0,0 1,0-1,0 0,0 0,1 0,-1 0,0-1,0 1,0 0,1-1,2 0,5 2,1 0,-1-1,1-1,18-1,-27 0,1 0,-1 0,0 0,0 0,0 0,1 0,-1 0,0-1,0 1,-1-1,1 1,0-1,-1 0,1 0,-1 0,1 0,-1 0,0 0,0 0,0 0,1-3,2-3,-1 0,-1 0,1-1,1-14,-4 20,0 0,0-1,0 1,-1 0,1 0,-1-1,0 1,0 0,0 0,-1 0,1 0,-1 0,1 0,-1 1,0-1,0 0,0 1,0 0,-1-1,1 1,-1 0,1 0,-1 0,0 1,0-1,-5-2,5 3,0 1,0-1,-1 0,1 1,0 0,-1 0,1 0,0 0,-1 0,1 1,0-1,-5 3,3-2</inkml:trace>
   <inkml:trace contextRef="#ctx0" brushRef="#br0" timeOffset="6005.66">0 316,'1'-4,"-1"1,1-1,0 0,-1 1,1-1,1 0,-1 1,1 0,-1-1,1 1,0 0,0 0,0 0,1 0,3-4,6-4,0 0,18-12,5-5,-20 16,0 1,1 0,0 1,20-9,9-6,-38 20,-1 0,0 0,0-1,0 1,5-9,20-17,9 9,-37 19</inkml:trace>
 </inkml:ink>
 </file>
 
-<file path=word/ink/ink32.xml><?xml version="1.0" encoding="utf-8"?>
+<file path=word/ink/ink38.xml><?xml version="1.0" encoding="utf-8"?>
 <inkml:ink xmlns:inkml="http://www.w3.org/2003/InkML">
   <inkml:definitions>
     <inkml:context xml:id="ctx0">
@@ -3260,7 +3833,7 @@
           <inkml:channelProperty channel="Y" name="resolution" value="1000" units="1/cm"/>
         </inkml:channelProperties>
       </inkml:inkSource>
-      <inkml:timestamp xml:id="ts0" timeString="2025-09-01T13:59:41.043"/>
+      <inkml:timestamp xml:id="ts0" timeString="2026-09-07T12:27:49.751"/>
     </inkml:context>
     <inkml:brush xml:id="br0">
       <inkml:brushProperty name="width" value="0.05" units="cm"/>
@@ -3268,7 +3841,7 @@
       <inkml:brushProperty name="ignorePressure" value="1"/>
     </inkml:brush>
   </inkml:definitions>
-  <inkml:trace contextRef="#ctx0" brushRef="#br0">0 144,'855'24,"-844"-24,504 20,200-2,-538-4,302 11,-34-48,20-1,225 25,-628-4,79-14,-45 4,47-4,237-20,294 34,-364 5,-141-14,588 13,-730-3,0 0,38-10,-6 2,80-14,111-11,-223 33,267-11,-277 13</inkml:trace>
+  <inkml:trace contextRef="#ctx0" brushRef="#br0">620 1521,'4'-1,"0"0,0 0,0 0,0-1,0 1,-1-1,1 0,0 0,4-4,11-5,16-13,-8 5,-23 15,1 0,-1 1,0-2,0 1,-1 0,1-1,4-7,8-10,31-48,-43 63,-1 0,1-1,-1 1,0-1,-1 0,0 0,0 0,-1 0,1-14,-1-8,-4-37,3 64,-1-6,-1 1,0 0,0 0,-1 0,1 0,-2 0,1 0,-8-10,-43-58,41 60,-105-149,65 89,26 42,-57-56,4 6,-55-73,97 117,-43-53,67 66,13 22,-1 1,0 0,-1-1,1 1,-5-5,-27-39,25 33,-21-24,30 39,0-1,0 1,-1 0,1-1,0 1,0 0,-1 0,1-1,0 1,-1 0,1 0,0-1,-1 1,1 0,-1 0,1 0,0 0,-1 0,1 0,0 0,-1-1,1 1,-1 0,1 0,-1 0,1 1,0-1,-1 0,1 0,-1 0,1 0,0 0,-1 0,1 1,-1-1,-9 15,0 25,9-38,-1 20,1-12,-1-24,-3-19,3 27,1 0,0 0,0 0,1-1,-1 1,1 0,1-1,-1 1,1 0,1-7,-1 12,0 0,-1 0,1 0,-1 0,1 1,0-1,0 0,-1 0,1 1,0-1,0 1,0-1,0 0,0 1,0 0,0-1,0 1,0 0,0-1,0 1,0 0,0 0,0 0,0 0,0 0,0 0,0 0,0 0,0 1,0-1,0 0,2 1,37 15,-31-11,26 17,-28-18,-1 1,1-1,0-1,8 4,-8-4</inkml:trace>
 </inkml:ink>
 </file>
 
@@ -3374,11 +3947,11 @@
     </inkml:brush>
   </inkml:definitions>
   <inkml:trace contextRef="#ctx0" brushRef="#br0">1476 908,'273'0,"-272"0,0 0,0 0,-1 0,1 0,0 0,0 0,0 0,0-1,0 1,-1 0,1-1,0 1,0 0,0-1,-1 1,1-1,0 1,-1-1,1 0,0 1,-1-1,1 0,-1 1,2-2,-2 0,1 0,0 0,-1 0,1 0,-1 0,0 0,0 0,0 0,0 0,0-3,-2-7,-1 1,0-1,-5-12,5 17,-2-8,0 1,2-1,0 0,-2-20,-3-22,5 39,0 0,1-21,2-403,0 435</inkml:trace>
-  <inkml:trace contextRef="#ctx0" brushRef="#br0" timeOffset="1777.17">1877 130,'0'43,"-7"226,5-35,4-122,-2-32,0-74</inkml:trace>
+  <inkml:trace contextRef="#ctx0" brushRef="#br0" timeOffset="1777.16">1877 130,'0'43,"-7"226,5-35,4-122,-2-32,0-74</inkml:trace>
   <inkml:trace contextRef="#ctx0" brushRef="#br0" timeOffset="3459.82">1780 899,'7'-2,"0"-1,0 2,0-1,0 1,0 0,0 1,0-1,9 2,33-4,23-12,-56 12,-1 1,1 0,0 1,0 1,20 2,9 0,-37-2,-1 0</inkml:trace>
   <inkml:trace contextRef="#ctx0" brushRef="#br0" timeOffset="44267.82">297 26,'1'0,"2"0,2 0,2 0,0 0,1 0,0 0,0 0,1 0,-1 0,0 0,-1 0</inkml:trace>
-  <inkml:trace contextRef="#ctx0" brushRef="#br0" timeOffset="46739.19">1 1,'110'8,"5"0,-40-9,206 2,-268 0,251 6,-33-7,-224 0</inkml:trace>
-  <inkml:trace contextRef="#ctx0" brushRef="#br0" timeOffset="48838.19">1724 138,'0'-1,"-1"-1,-1-1,0-2,1-1,0-1,0 0,1-1,0-1,0 1,0 0,0 0,0-1,0 1,0 0,0 0,0 0,0 2</inkml:trace>
+  <inkml:trace contextRef="#ctx0" brushRef="#br0" timeOffset="46739.18">1 1,'110'8,"5"0,-40-9,206 2,-268 0,251 6,-33-7,-224 0</inkml:trace>
+  <inkml:trace contextRef="#ctx0" brushRef="#br0" timeOffset="48838.18">1724 138,'0'-1,"-1"-1,-1-1,0-2,1-1,0-1,0 0,1-1,0-1,0 1,0 0,0 0,0-1,0 1,0 0,0 0,0 0,0 2</inkml:trace>
   <inkml:trace contextRef="#ctx0" brushRef="#br0" timeOffset="49897.2">1859 114,'2'0,"0"-1,-1-3,1-1,-1-1,1-1,0-1,1 0,0-1,0 1,-1 0,-1 1</inkml:trace>
   <inkml:trace contextRef="#ctx0" brushRef="#br0" timeOffset="52538.53">1500 41,'14'-1,"0"-1,-1 0,1-1,17-5,-17 4,-1 0,0 1,1 1,22-2,49 3,63 3,-98 5,-32-3,1-2,22 1,93-2,95-3,-84-5,-52 7,-86 0</inkml:trace>
   <inkml:trace contextRef="#ctx0" brushRef="#br0" timeOffset="53268.99">2309 90,'2'-2,"-1"-1,2-2,1-1,0 0,0 0,-1 0,-1 0</inkml:trace>
